--- a/docs/Мальцев Тимур Владимирович.docx
+++ b/docs/Мальцев Тимур Владимирович.docx
@@ -1,6 +1,6 @@
 
 <file path=word/document.xml><?xml version="1.0" encoding="utf-8"?>
-<w:document xmlns:wpc="http://schemas.microsoft.com/office/word/2010/wordprocessingCanvas" xmlns:mc="http://schemas.openxmlformats.org/markup-compatibility/2006" xmlns:o="urn:schemas-microsoft-com:office:office" xmlns:r="http://schemas.openxmlformats.org/officeDocument/2006/relationships" xmlns:m="http://schemas.openxmlformats.org/officeDocument/2006/math" xmlns:v="urn:schemas-microsoft-com:vml" xmlns:wp14="http://schemas.microsoft.com/office/word/2010/wordprocessingDrawing" xmlns:wp="http://schemas.openxmlformats.org/drawingml/2006/wordprocessingDrawing" xmlns:w10="urn:schemas-microsoft-com:office:word" xmlns:w="http://schemas.openxmlformats.org/wordprocessingml/2006/main" xmlns:w14="http://schemas.microsoft.com/office/word/2010/wordml" xmlns:wpg="http://schemas.microsoft.com/office/word/2010/wordprocessingGroup" xmlns:wpi="http://schemas.microsoft.com/office/word/2010/wordprocessingInk" xmlns:wne="http://schemas.microsoft.com/office/word/2006/wordml" xmlns:wps="http://schemas.microsoft.com/office/word/2010/wordprocessingShape" mc:Ignorable="w14 wp14">
+<w:document xmlns:wpc="http://schemas.microsoft.com/office/word/2010/wordprocessingCanvas" xmlns:mc="http://schemas.openxmlformats.org/markup-compatibility/2006" xmlns:o="urn:schemas-microsoft-com:office:office" xmlns:r="http://schemas.openxmlformats.org/officeDocument/2006/relationships" xmlns:m="http://schemas.openxmlformats.org/officeDocument/2006/math" xmlns:v="urn:schemas-microsoft-com:vml" xmlns:wp14="http://schemas.microsoft.com/office/word/2010/wordprocessingDrawing" xmlns:wp="http://schemas.openxmlformats.org/drawingml/2006/wordprocessingDrawing" xmlns:w10="urn:schemas-microsoft-com:office:word" xmlns:w="http://schemas.openxmlformats.org/wordprocessingml/2006/main" xmlns:w14="http://schemas.microsoft.com/office/word/2010/wordml" xmlns:w15="http://schemas.microsoft.com/office/word/2012/wordml" xmlns:wpg="http://schemas.microsoft.com/office/word/2010/wordprocessingGroup" xmlns:wpi="http://schemas.microsoft.com/office/word/2010/wordprocessingInk" xmlns:wne="http://schemas.microsoft.com/office/word/2006/wordml" xmlns:wps="http://schemas.microsoft.com/office/word/2010/wordprocessingShape" mc:Ignorable="w14 w15 wp14">
   <w:body>
     <w:p>
       <w:pPr>
@@ -62,23 +62,15 @@
           <w:sz w:val="28"/>
           <w:szCs w:val="28"/>
         </w:rPr>
-        <w:t xml:space="preserve">Мальцев Тимур Владимирович</w:t>
-      </w:r>
-      <w:r>
-        <w:rPr>
-          <w:rFonts w:ascii="Times New Roman" w:eastAsia="Times New Roman" w:hAnsi="Times New Roman" w:cs="Times New Roman"/>
-          <w:sz w:val="28"/>
-          <w:szCs w:val="28"/>
-        </w:rPr>
-        <w:t xml:space="preserve">, студент группы 4345 второго курса бакалавриата Санкт-Петербургского электротехнического университета “ЛЭТИ” им В.И. Ульянова, </w:t>
-      </w:r>
-      <w:r>
-        <w:rPr>
-          <w:rFonts w:ascii="Times New Roman" w:eastAsia="Times New Roman" w:hAnsi="Times New Roman" w:cs="Times New Roman"/>
-          <w:sz w:val="28"/>
-          <w:szCs w:val="28"/>
-        </w:rPr>
-        <w:t>проходил</w:t>
+        <w:t>Мальцев Тимур Владимирович</w:t>
+      </w:r>
+      <w:r>
+        <w:rPr>
+          <w:rFonts w:ascii="Times New Roman" w:eastAsia="Times New Roman" w:hAnsi="Times New Roman" w:cs="Times New Roman"/>
+          <w:sz w:val="28"/>
+          <w:szCs w:val="28"/>
+        </w:rPr>
+        <w:t>, студент группы 4345 второго курса бакалавриата Санкт-Петербургского электротехнического университета “ЛЭТИ” им В.И. Ульянова, проходил учебную практику по теме “</w:t>
       </w:r>
       <w:r>
         <w:rPr>
@@ -87,32 +79,32 @@
           <w:szCs w:val="28"/>
           <w:lang w:eastAsia="ja-JP"/>
         </w:rPr>
-        <w:t xml:space="preserve"/>
-      </w:r>
-      <w:r>
-        <w:rPr>
-          <w:rFonts w:ascii="Times New Roman" w:eastAsia="Times New Roman" w:hAnsi="Times New Roman" w:cs="Times New Roman"/>
-          <w:sz w:val="28"/>
-          <w:szCs w:val="28"/>
-        </w:rPr>
-        <w:t xml:space="preserve"> учебную практику по теме “</w:t>
-      </w:r>
-      <w:r>
-        <w:rPr>
-          <w:rFonts w:ascii="Times New Roman" w:eastAsia="MS Mincho" w:hAnsi="Times New Roman" w:cs="Times New Roman"/>
+        <w:t>Новые языки программирования</w:t>
+      </w:r>
+      <w:r>
+        <w:rPr>
+          <w:rFonts w:ascii="Times New Roman" w:eastAsia="Times New Roman" w:hAnsi="Times New Roman" w:cs="Times New Roman"/>
+          <w:sz w:val="28"/>
+          <w:szCs w:val="28"/>
+        </w:rPr>
+        <w:t xml:space="preserve">” с </w:t>
+      </w:r>
+      <w:r>
+        <w:rPr>
+          <w:rFonts w:ascii="Times New Roman" w:eastAsia="Times New Roman" w:hAnsi="Times New Roman" w:cs="Times New Roman"/>
           <w:sz w:val="28"/>
           <w:szCs w:val="28"/>
           <w:lang w:eastAsia="ja-JP"/>
         </w:rPr>
-        <w:t>Новые языки программирования</w:t>
-      </w:r>
-      <w:r>
-        <w:rPr>
-          <w:rFonts w:ascii="Times New Roman" w:eastAsia="Times New Roman" w:hAnsi="Times New Roman" w:cs="Times New Roman"/>
-          <w:sz w:val="28"/>
-          <w:szCs w:val="28"/>
-        </w:rPr>
-        <w:t xml:space="preserve">” с </w:t>
+        <w:t>06</w:t>
+      </w:r>
+      <w:r>
+        <w:rPr>
+          <w:rFonts w:ascii="Times New Roman" w:eastAsia="Times New Roman" w:hAnsi="Times New Roman" w:cs="Times New Roman"/>
+          <w:sz w:val="28"/>
+          <w:szCs w:val="28"/>
+        </w:rPr>
+        <w:t>.0</w:t>
       </w:r>
       <w:r>
         <w:rPr>
@@ -121,15 +113,15 @@
           <w:szCs w:val="28"/>
           <w:lang w:eastAsia="ja-JP"/>
         </w:rPr>
-        <w:t>06</w:t>
-      </w:r>
-      <w:r>
-        <w:rPr>
-          <w:rFonts w:ascii="Times New Roman" w:eastAsia="Times New Roman" w:hAnsi="Times New Roman" w:cs="Times New Roman"/>
-          <w:sz w:val="28"/>
-          <w:szCs w:val="28"/>
-        </w:rPr>
-        <w:t>.0</w:t>
+        <w:t>7</w:t>
+      </w:r>
+      <w:r>
+        <w:rPr>
+          <w:rFonts w:ascii="Times New Roman" w:eastAsia="Times New Roman" w:hAnsi="Times New Roman" w:cs="Times New Roman"/>
+          <w:sz w:val="28"/>
+          <w:szCs w:val="28"/>
+        </w:rPr>
+        <w:t>.202</w:t>
       </w:r>
       <w:r>
         <w:rPr>
@@ -138,15 +130,15 @@
           <w:szCs w:val="28"/>
           <w:lang w:eastAsia="ja-JP"/>
         </w:rPr>
-        <w:t>7</w:t>
-      </w:r>
-      <w:r>
-        <w:rPr>
-          <w:rFonts w:ascii="Times New Roman" w:eastAsia="Times New Roman" w:hAnsi="Times New Roman" w:cs="Times New Roman"/>
-          <w:sz w:val="28"/>
-          <w:szCs w:val="28"/>
-        </w:rPr>
-        <w:t>.202</w:t>
+        <w:t>6</w:t>
+      </w:r>
+      <w:r>
+        <w:rPr>
+          <w:rFonts w:ascii="Times New Roman" w:eastAsia="Times New Roman" w:hAnsi="Times New Roman" w:cs="Times New Roman"/>
+          <w:sz w:val="28"/>
+          <w:szCs w:val="28"/>
+        </w:rPr>
+        <w:t xml:space="preserve"> по </w:t>
       </w:r>
       <w:r>
         <w:rPr>
@@ -155,6 +147,23 @@
           <w:szCs w:val="28"/>
           <w:lang w:eastAsia="ja-JP"/>
         </w:rPr>
+        <w:t>1</w:t>
+      </w:r>
+      <w:r>
+        <w:rPr>
+          <w:rFonts w:ascii="Times New Roman" w:eastAsia="Times New Roman" w:hAnsi="Times New Roman" w:cs="Times New Roman"/>
+          <w:sz w:val="28"/>
+          <w:szCs w:val="28"/>
+        </w:rPr>
+        <w:t>8.07.202</w:t>
+      </w:r>
+      <w:r>
+        <w:rPr>
+          <w:rFonts w:ascii="Times New Roman" w:eastAsia="Times New Roman" w:hAnsi="Times New Roman" w:cs="Times New Roman"/>
+          <w:sz w:val="28"/>
+          <w:szCs w:val="28"/>
+          <w:lang w:eastAsia="ja-JP"/>
+        </w:rPr>
         <w:t>6</w:t>
       </w:r>
       <w:r>
@@ -163,49 +172,7 @@
           <w:sz w:val="28"/>
           <w:szCs w:val="28"/>
         </w:rPr>
-        <w:t xml:space="preserve"> по </w:t>
-      </w:r>
-      <w:r>
-        <w:rPr>
-          <w:rFonts w:ascii="Times New Roman" w:eastAsia="Times New Roman" w:hAnsi="Times New Roman" w:cs="Times New Roman"/>
-          <w:sz w:val="28"/>
-          <w:szCs w:val="28"/>
-          <w:lang w:eastAsia="ja-JP"/>
-        </w:rPr>
-        <w:t>1</w:t>
-      </w:r>
-      <w:r>
-        <w:rPr>
-          <w:rFonts w:ascii="Times New Roman" w:eastAsia="Times New Roman" w:hAnsi="Times New Roman" w:cs="Times New Roman"/>
-          <w:sz w:val="28"/>
-          <w:szCs w:val="28"/>
-        </w:rPr>
-        <w:t>8.07.202</w:t>
-      </w:r>
-      <w:r>
-        <w:rPr>
-          <w:rFonts w:ascii="Times New Roman" w:eastAsia="Times New Roman" w:hAnsi="Times New Roman" w:cs="Times New Roman"/>
-          <w:sz w:val="28"/>
-          <w:szCs w:val="28"/>
-          <w:lang w:eastAsia="ja-JP"/>
-        </w:rPr>
-        <w:t>6</w:t>
-      </w:r>
-      <w:r>
-        <w:rPr>
-          <w:rFonts w:ascii="Times New Roman" w:eastAsia="Times New Roman" w:hAnsi="Times New Roman" w:cs="Times New Roman"/>
-          <w:sz w:val="28"/>
-          <w:szCs w:val="28"/>
-        </w:rPr>
-        <w:t xml:space="preserve"> на кафедре МО ЭВМ. Практика включала освоение нового языка программирования и командную итеративную разработку на нём визуализатора алгоритма в соответствии </w:t>
-      </w:r>
-      <w:r>
-        <w:rPr>
-          <w:rFonts w:ascii="Times New Roman" w:eastAsia="Times New Roman" w:hAnsi="Times New Roman" w:cs="Times New Roman"/>
-          <w:sz w:val="28"/>
-          <w:szCs w:val="28"/>
-        </w:rPr>
-        <w:t xml:space="preserve">со спецификацией и планом разработки.</w:t>
+        <w:t xml:space="preserve"> на кафедре МО ЭВМ. Практика включала освоение нового языка программирования и командную итеративную разработку на нём визуализатора алгоритма в соответствии со спецификацией и планом разработки.</w:t>
       </w:r>
     </w:p>
     <w:p>
@@ -221,24 +188,7 @@
           <w:szCs w:val="28"/>
         </w:rPr>
         <w:tab/>
-        <w:t xml:space="preserve">Во время практики Мальцев Тимур Владимирович </w:t>
-      </w:r>
-      <w:r>
-        <w:rPr>
-          <w:rFonts w:ascii="Times New Roman" w:eastAsia="Times New Roman" w:hAnsi="Times New Roman" w:cs="Times New Roman"/>
-          <w:sz w:val="28"/>
-          <w:szCs w:val="28"/>
-          <w:lang w:eastAsia="ja-JP"/>
-        </w:rPr>
-        <w:t xml:space="preserve"/>
-      </w:r>
-      <w:r>
-        <w:rPr>
-          <w:rFonts w:ascii="Times New Roman" w:eastAsia="Times New Roman" w:hAnsi="Times New Roman" w:cs="Times New Roman"/>
-          <w:sz w:val="28"/>
-          <w:szCs w:val="28"/>
-        </w:rPr>
-        <w:t xml:space="preserve">выполнил поставленные задачи, продемонстрировал владение языком программирования Java, умение планировать разработку и работать в команде.</w:t>
+        <w:t>Во время практики Мальцев Тимур Владимирович выполнил поставленные задачи, продемонстрировал владение языком программирования Java, умение планировать разработку и работать в команде.</w:t>
       </w:r>
       <w:r>
         <w:rPr>
@@ -263,15 +213,7 @@
           <w:szCs w:val="28"/>
         </w:rPr>
         <w:tab/>
-        <w:t xml:space="preserve">По результат</w:t>
-      </w:r>
-      <w:r>
-        <w:rPr>
-          <w:rFonts w:ascii="Times New Roman" w:eastAsia="Times New Roman" w:hAnsi="Times New Roman" w:cs="Times New Roman"/>
-          <w:sz w:val="28"/>
-          <w:szCs w:val="28"/>
-        </w:rPr>
-        <w:t xml:space="preserve">ам работы на учебной практике Мальцев Тимур Владимирович заслуживает оценки </w:t>
+        <w:t xml:space="preserve">По результатам работы на учебной практике Мальцев Тимур Владимирович заслуживает оценки </w:t>
       </w:r>
       <w:r>
         <w:rPr>
@@ -282,7 +224,7 @@
           <w:szCs w:val="28"/>
           <w:lang w:eastAsia="ja-JP"/>
         </w:rPr>
-        <w:t xml:space="preserve">Хорошо</w:t>
+        <w:t>Хорошо</w:t>
       </w:r>
       <w:r>
         <w:rPr>
@@ -343,15 +285,7 @@
           <w:sz w:val="28"/>
           <w:szCs w:val="28"/>
         </w:rPr>
-        <w:t>Руководитель</w:t>
-      </w:r>
-      <w:r>
-        <w:rPr>
-          <w:rFonts w:ascii="Times New Roman" w:eastAsia="Times New Roman" w:hAnsi="Times New Roman" w:cs="Times New Roman"/>
-          <w:sz w:val="28"/>
-          <w:szCs w:val="28"/>
-        </w:rPr>
-        <w:t xml:space="preserve"> практики</w:t>
+        <w:t>Руководитель практики</w:t>
       </w:r>
     </w:p>
     <w:p>
@@ -366,17 +300,7 @@
           <w:sz w:val="28"/>
           <w:szCs w:val="28"/>
         </w:rPr>
-        <w:t>Ст. преподаватель кафедр</w:t>
-      </w:r>
-      <w:bookmarkStart w:id="1" w:name="_GoBack"/>
-      <w:bookmarkEnd w:id="1"/>
-      <w:r>
-        <w:rPr>
-          <w:rFonts w:ascii="Times New Roman" w:eastAsia="Times New Roman" w:hAnsi="Times New Roman" w:cs="Times New Roman"/>
-          <w:sz w:val="28"/>
-          <w:szCs w:val="28"/>
-        </w:rPr>
-        <w:t xml:space="preserve">ы МОЭВМ  </w:t>
+        <w:t xml:space="preserve">Ст. преподаватель кафедры МОЭВМ  </w:t>
       </w:r>
       <w:r>
         <w:rPr>
@@ -416,7 +340,7 @@
       <w:r>
         <w:rPr>
           <w:noProof/>
-          <w:lang w:eastAsia="ja-JP" w:bidi="ar-SA"/>
+          <w:lang w:eastAsia="ru-RU" w:bidi="ar-SA"/>
         </w:rPr>
         <w:drawing>
           <wp:anchor distT="0" distB="0" distL="114300" distR="114300" simplePos="0" relativeHeight="251658240" behindDoc="0" locked="0" layoutInCell="1" allowOverlap="1">
@@ -440,7 +364,7 @@
                     <pic:cNvPicPr/>
                   </pic:nvPicPr>
                   <pic:blipFill>
-                    <a:blip r:embed="rId8">
+                    <a:blip r:embed="rId7">
                       <a:lum/>
                       <a:alphaModFix/>
                     </a:blip>
@@ -490,6 +414,8 @@
           <w:szCs w:val="28"/>
         </w:rPr>
       </w:pPr>
+      <w:bookmarkStart w:id="1" w:name="_GoBack"/>
+      <w:bookmarkEnd w:id="1"/>
     </w:p>
     <w:sectPr>
       <w:pgSz w:w="11906" w:h="16838"/>
@@ -502,7 +428,7 @@
 </file>
 
 <file path=word/endnotes.xml><?xml version="1.0" encoding="utf-8"?>
-<w:endnotes xmlns:wpc="http://schemas.microsoft.com/office/word/2010/wordprocessingCanvas" xmlns:mc="http://schemas.openxmlformats.org/markup-compatibility/2006" xmlns:o="urn:schemas-microsoft-com:office:office" xmlns:r="http://schemas.openxmlformats.org/officeDocument/2006/relationships" xmlns:m="http://schemas.openxmlformats.org/officeDocument/2006/math" xmlns:v="urn:schemas-microsoft-com:vml" xmlns:wp14="http://schemas.microsoft.com/office/word/2010/wordprocessingDrawing" xmlns:wp="http://schemas.openxmlformats.org/drawingml/2006/wordprocessingDrawing" xmlns:w10="urn:schemas-microsoft-com:office:word" xmlns:w="http://schemas.openxmlformats.org/wordprocessingml/2006/main" xmlns:w14="http://schemas.microsoft.com/office/word/2010/wordml" xmlns:wpg="http://schemas.microsoft.com/office/word/2010/wordprocessingGroup" xmlns:wpi="http://schemas.microsoft.com/office/word/2010/wordprocessingInk" xmlns:wne="http://schemas.microsoft.com/office/word/2006/wordml" xmlns:wps="http://schemas.microsoft.com/office/word/2010/wordprocessingShape" mc:Ignorable="w14 wp14">
+<w:endnotes xmlns:wpc="http://schemas.microsoft.com/office/word/2010/wordprocessingCanvas" xmlns:mc="http://schemas.openxmlformats.org/markup-compatibility/2006" xmlns:o="urn:schemas-microsoft-com:office:office" xmlns:r="http://schemas.openxmlformats.org/officeDocument/2006/relationships" xmlns:m="http://schemas.openxmlformats.org/officeDocument/2006/math" xmlns:v="urn:schemas-microsoft-com:vml" xmlns:wp14="http://schemas.microsoft.com/office/word/2010/wordprocessingDrawing" xmlns:wp="http://schemas.openxmlformats.org/drawingml/2006/wordprocessingDrawing" xmlns:w10="urn:schemas-microsoft-com:office:word" xmlns:w="http://schemas.openxmlformats.org/wordprocessingml/2006/main" xmlns:w14="http://schemas.microsoft.com/office/word/2010/wordml" xmlns:w15="http://schemas.microsoft.com/office/word/2012/wordml" xmlns:wpg="http://schemas.microsoft.com/office/word/2010/wordprocessingGroup" xmlns:wpi="http://schemas.microsoft.com/office/word/2010/wordprocessingInk" xmlns:wne="http://schemas.microsoft.com/office/word/2006/wordml" xmlns:wps="http://schemas.microsoft.com/office/word/2010/wordprocessingShape" mc:Ignorable="w14 w15 wp14">
   <w:endnote w:type="separator" w:id="-1">
     <w:p>
       <w:r>
@@ -521,7 +447,7 @@
 </file>
 
 <file path=word/footnotes.xml><?xml version="1.0" encoding="utf-8"?>
-<w:footnotes xmlns:wpc="http://schemas.microsoft.com/office/word/2010/wordprocessingCanvas" xmlns:mc="http://schemas.openxmlformats.org/markup-compatibility/2006" xmlns:o="urn:schemas-microsoft-com:office:office" xmlns:r="http://schemas.openxmlformats.org/officeDocument/2006/relationships" xmlns:m="http://schemas.openxmlformats.org/officeDocument/2006/math" xmlns:v="urn:schemas-microsoft-com:vml" xmlns:wp14="http://schemas.microsoft.com/office/word/2010/wordprocessingDrawing" xmlns:wp="http://schemas.openxmlformats.org/drawingml/2006/wordprocessingDrawing" xmlns:w10="urn:schemas-microsoft-com:office:word" xmlns:w="http://schemas.openxmlformats.org/wordprocessingml/2006/main" xmlns:w14="http://schemas.microsoft.com/office/word/2010/wordml" xmlns:wpg="http://schemas.microsoft.com/office/word/2010/wordprocessingGroup" xmlns:wpi="http://schemas.microsoft.com/office/word/2010/wordprocessingInk" xmlns:wne="http://schemas.microsoft.com/office/word/2006/wordml" xmlns:wps="http://schemas.microsoft.com/office/word/2010/wordprocessingShape" mc:Ignorable="w14 wp14">
+<w:footnotes xmlns:wpc="http://schemas.microsoft.com/office/word/2010/wordprocessingCanvas" xmlns:mc="http://schemas.openxmlformats.org/markup-compatibility/2006" xmlns:o="urn:schemas-microsoft-com:office:office" xmlns:r="http://schemas.openxmlformats.org/officeDocument/2006/relationships" xmlns:m="http://schemas.openxmlformats.org/officeDocument/2006/math" xmlns:v="urn:schemas-microsoft-com:vml" xmlns:wp14="http://schemas.microsoft.com/office/word/2010/wordprocessingDrawing" xmlns:wp="http://schemas.openxmlformats.org/drawingml/2006/wordprocessingDrawing" xmlns:w10="urn:schemas-microsoft-com:office:word" xmlns:w="http://schemas.openxmlformats.org/wordprocessingml/2006/main" xmlns:w14="http://schemas.microsoft.com/office/word/2010/wordml" xmlns:w15="http://schemas.microsoft.com/office/word/2012/wordml" xmlns:wpg="http://schemas.microsoft.com/office/word/2010/wordprocessingGroup" xmlns:wpi="http://schemas.microsoft.com/office/word/2010/wordprocessingInk" xmlns:wne="http://schemas.microsoft.com/office/word/2006/wordml" xmlns:wps="http://schemas.microsoft.com/office/word/2010/wordprocessingShape" mc:Ignorable="w14 w15 wp14">
   <w:footnote w:type="separator" w:id="-1">
     <w:p>
       <w:r>
@@ -543,7 +469,7 @@
 </file>
 
 <file path=word/numbering.xml><?xml version="1.0" encoding="utf-8"?>
-<w:numbering xmlns:wpc="http://schemas.microsoft.com/office/word/2010/wordprocessingCanvas" xmlns:mc="http://schemas.openxmlformats.org/markup-compatibility/2006" xmlns:o="urn:schemas-microsoft-com:office:office" xmlns:r="http://schemas.openxmlformats.org/officeDocument/2006/relationships" xmlns:m="http://schemas.openxmlformats.org/officeDocument/2006/math" xmlns:v="urn:schemas-microsoft-com:vml" xmlns:wp14="http://schemas.microsoft.com/office/word/2010/wordprocessingDrawing" xmlns:wp="http://schemas.openxmlformats.org/drawingml/2006/wordprocessingDrawing" xmlns:w10="urn:schemas-microsoft-com:office:word" xmlns:w="http://schemas.openxmlformats.org/wordprocessingml/2006/main" xmlns:w14="http://schemas.microsoft.com/office/word/2010/wordml" xmlns:wpg="http://schemas.microsoft.com/office/word/2010/wordprocessingGroup" xmlns:wpi="http://schemas.microsoft.com/office/word/2010/wordprocessingInk" xmlns:wne="http://schemas.microsoft.com/office/word/2006/wordml" xmlns:wps="http://schemas.microsoft.com/office/word/2010/wordprocessingShape" mc:Ignorable="w14 wp14">
+<w:numbering xmlns:wpc="http://schemas.microsoft.com/office/word/2010/wordprocessingCanvas" xmlns:mc="http://schemas.openxmlformats.org/markup-compatibility/2006" xmlns:o="urn:schemas-microsoft-com:office:office" xmlns:r="http://schemas.openxmlformats.org/officeDocument/2006/relationships" xmlns:m="http://schemas.openxmlformats.org/officeDocument/2006/math" xmlns:v="urn:schemas-microsoft-com:vml" xmlns:wp14="http://schemas.microsoft.com/office/word/2010/wordprocessingDrawing" xmlns:wp="http://schemas.openxmlformats.org/drawingml/2006/wordprocessingDrawing" xmlns:w10="urn:schemas-microsoft-com:office:word" xmlns:w="http://schemas.openxmlformats.org/wordprocessingml/2006/main" xmlns:w14="http://schemas.microsoft.com/office/word/2010/wordml" xmlns:w15="http://schemas.microsoft.com/office/word/2012/wordml" xmlns:wpg="http://schemas.microsoft.com/office/word/2010/wordprocessingGroup" xmlns:wpi="http://schemas.microsoft.com/office/word/2010/wordprocessingInk" xmlns:wne="http://schemas.microsoft.com/office/word/2006/wordml" xmlns:wps="http://schemas.microsoft.com/office/word/2010/wordprocessingShape" mc:Ignorable="w14 w15 wp14">
   <w:abstractNum w:abstractNumId="0">
     <w:nsid w:val="3FFD147C"/>
     <w:multiLevelType w:val="multilevel"/>
@@ -608,7 +534,7 @@
     <w:nsid w:val="43A54716"/>
     <w:multiLevelType w:val="multilevel"/>
     <w:tmpl w:val="AEEAFDAE"/>
-    <w:styleLink w:val="NoList"/>
+    <w:styleLink w:val="1"/>
     <w:lvl w:ilvl="0">
       <w:start w:val="1"/>
       <w:numFmt w:val="decimal"/>
@@ -674,7 +600,7 @@
 </file>
 
 <file path=word/styles.xml><?xml version="1.0" encoding="utf-8"?>
-<w:styles xmlns:mc="http://schemas.openxmlformats.org/markup-compatibility/2006" xmlns:r="http://schemas.openxmlformats.org/officeDocument/2006/relationships" xmlns:w="http://schemas.openxmlformats.org/wordprocessingml/2006/main" xmlns:w14="http://schemas.microsoft.com/office/word/2010/wordml" mc:Ignorable="w14">
+<w:styles xmlns:mc="http://schemas.openxmlformats.org/markup-compatibility/2006" xmlns:r="http://schemas.openxmlformats.org/officeDocument/2006/relationships" xmlns:w="http://schemas.openxmlformats.org/wordprocessingml/2006/main" xmlns:w14="http://schemas.microsoft.com/office/word/2010/wordml" xmlns:w15="http://schemas.microsoft.com/office/word/2012/wordml" mc:Ignorable="w14 w15">
   <w:docDefaults>
     <w:rPrDefault>
       <w:rPr>
@@ -693,150 +619,384 @@
       </w:pPr>
     </w:pPrDefault>
   </w:docDefaults>
-  <w:latentStyles w:defLockedState="0" w:defUIPriority="99" w:defSemiHidden="1" w:defUnhideWhenUsed="1" w:defQFormat="0" w:count="267">
-    <w:lsdException w:name="Normal" w:semiHidden="0" w:uiPriority="0" w:unhideWhenUsed="0" w:qFormat="1"/>
-    <w:lsdException w:name="heading 1" w:semiHidden="0" w:uiPriority="9" w:unhideWhenUsed="0" w:qFormat="1"/>
-    <w:lsdException w:name="heading 2" w:uiPriority="9" w:qFormat="1"/>
-    <w:lsdException w:name="heading 3" w:uiPriority="9" w:qFormat="1"/>
-    <w:lsdException w:name="heading 4" w:uiPriority="9" w:qFormat="1"/>
-    <w:lsdException w:name="heading 5" w:uiPriority="9" w:qFormat="1"/>
-    <w:lsdException w:name="heading 6" w:uiPriority="9" w:qFormat="1"/>
-    <w:lsdException w:name="heading 7" w:uiPriority="9" w:qFormat="1"/>
-    <w:lsdException w:name="heading 8" w:uiPriority="9" w:qFormat="1"/>
-    <w:lsdException w:name="heading 9" w:uiPriority="9" w:qFormat="1"/>
-    <w:lsdException w:name="toc 1" w:uiPriority="39"/>
-    <w:lsdException w:name="toc 2" w:uiPriority="39"/>
-    <w:lsdException w:name="toc 3" w:uiPriority="39"/>
-    <w:lsdException w:name="toc 4" w:uiPriority="39"/>
-    <w:lsdException w:name="toc 5" w:uiPriority="39"/>
-    <w:lsdException w:name="toc 6" w:uiPriority="39"/>
-    <w:lsdException w:name="toc 7" w:uiPriority="39"/>
-    <w:lsdException w:name="toc 8" w:uiPriority="39"/>
-    <w:lsdException w:name="toc 9" w:uiPriority="39"/>
-    <w:lsdException w:name="caption" w:uiPriority="35" w:qFormat="1"/>
-    <w:lsdException w:name="Title" w:semiHidden="0" w:uiPriority="10" w:unhideWhenUsed="0" w:qFormat="1"/>
-    <w:lsdException w:name="Default Paragraph Font" w:uiPriority="1"/>
-    <w:lsdException w:name="Subtitle" w:semiHidden="0" w:uiPriority="11" w:unhideWhenUsed="0" w:qFormat="1"/>
-    <w:lsdException w:name="Strong" w:semiHidden="0" w:uiPriority="22" w:unhideWhenUsed="0" w:qFormat="1"/>
-    <w:lsdException w:name="Emphasis" w:semiHidden="0" w:uiPriority="20" w:unhideWhenUsed="0" w:qFormat="1"/>
-    <w:lsdException w:name="Table Grid" w:semiHidden="0" w:uiPriority="59" w:unhideWhenUsed="0"/>
-    <w:lsdException w:name="Placeholder Text" w:unhideWhenUsed="0"/>
-    <w:lsdException w:name="No Spacing" w:semiHidden="0" w:uiPriority="1" w:unhideWhenUsed="0" w:qFormat="1"/>
-    <w:lsdException w:name="Light Shading" w:semiHidden="0" w:uiPriority="60" w:unhideWhenUsed="0"/>
-    <w:lsdException w:name="Light List" w:semiHidden="0" w:uiPriority="61" w:unhideWhenUsed="0"/>
-    <w:lsdException w:name="Light Grid" w:semiHidden="0" w:uiPriority="62" w:unhideWhenUsed="0"/>
-    <w:lsdException w:name="Medium Shading 1" w:semiHidden="0" w:uiPriority="63" w:unhideWhenUsed="0"/>
-    <w:lsdException w:name="Medium Shading 2" w:semiHidden="0" w:uiPriority="64" w:unhideWhenUsed="0"/>
-    <w:lsdException w:name="Medium List 1" w:semiHidden="0" w:uiPriority="65" w:unhideWhenUsed="0"/>
-    <w:lsdException w:name="Medium List 2" w:semiHidden="0" w:uiPriority="66" w:unhideWhenUsed="0"/>
-    <w:lsdException w:name="Medium Grid 1" w:semiHidden="0" w:uiPriority="67" w:unhideWhenUsed="0"/>
-    <w:lsdException w:name="Medium Grid 2" w:semiHidden="0" w:uiPriority="68" w:unhideWhenUsed="0"/>
-    <w:lsdException w:name="Medium Grid 3" w:semiHidden="0" w:uiPriority="69" w:unhideWhenUsed="0"/>
-    <w:lsdException w:name="Dark List" w:semiHidden="0" w:uiPriority="70" w:unhideWhenUsed="0"/>
-    <w:lsdException w:name="Colorful Shading" w:semiHidden="0" w:uiPriority="71" w:unhideWhenUsed="0"/>
-    <w:lsdException w:name="Colorful List" w:semiHidden="0" w:uiPriority="72" w:unhideWhenUsed="0"/>
-    <w:lsdException w:name="Colorful Grid" w:semiHidden="0" w:uiPriority="73" w:unhideWhenUsed="0"/>
-    <w:lsdException w:name="Light Shading Accent 1" w:semiHidden="0" w:uiPriority="60" w:unhideWhenUsed="0"/>
-    <w:lsdException w:name="Light List Accent 1" w:semiHidden="0" w:uiPriority="61" w:unhideWhenUsed="0"/>
-    <w:lsdException w:name="Light Grid Accent 1" w:semiHidden="0" w:uiPriority="62" w:unhideWhenUsed="0"/>
-    <w:lsdException w:name="Medium Shading 1 Accent 1" w:semiHidden="0" w:uiPriority="63" w:unhideWhenUsed="0"/>
-    <w:lsdException w:name="Medium Shading 2 Accent 1" w:semiHidden="0" w:uiPriority="64" w:unhideWhenUsed="0"/>
-    <w:lsdException w:name="Medium List 1 Accent 1" w:semiHidden="0" w:uiPriority="65" w:unhideWhenUsed="0"/>
-    <w:lsdException w:name="Revision" w:unhideWhenUsed="0"/>
-    <w:lsdException w:name="List Paragraph" w:semiHidden="0" w:uiPriority="34" w:unhideWhenUsed="0" w:qFormat="1"/>
-    <w:lsdException w:name="Quote" w:semiHidden="0" w:uiPriority="29" w:unhideWhenUsed="0" w:qFormat="1"/>
-    <w:lsdException w:name="Intense Quote" w:semiHidden="0" w:uiPriority="30" w:unhideWhenUsed="0" w:qFormat="1"/>
-    <w:lsdException w:name="Medium List 2 Accent 1" w:semiHidden="0" w:uiPriority="66" w:unhideWhenUsed="0"/>
-    <w:lsdException w:name="Medium Grid 1 Accent 1" w:semiHidden="0" w:uiPriority="67" w:unhideWhenUsed="0"/>
-    <w:lsdException w:name="Medium Grid 2 Accent 1" w:semiHidden="0" w:uiPriority="68" w:unhideWhenUsed="0"/>
-    <w:lsdException w:name="Medium Grid 3 Accent 1" w:semiHidden="0" w:uiPriority="69" w:unhideWhenUsed="0"/>
-    <w:lsdException w:name="Dark List Accent 1" w:semiHidden="0" w:uiPriority="70" w:unhideWhenUsed="0"/>
-    <w:lsdException w:name="Colorful Shading Accent 1" w:semiHidden="0" w:uiPriority="71" w:unhideWhenUsed="0"/>
-    <w:lsdException w:name="Colorful List Accent 1" w:semiHidden="0" w:uiPriority="72" w:unhideWhenUsed="0"/>
-    <w:lsdException w:name="Colorful Grid Accent 1" w:semiHidden="0" w:uiPriority="73" w:unhideWhenUsed="0"/>
-    <w:lsdException w:name="Light Shading Accent 2" w:semiHidden="0" w:uiPriority="60" w:unhideWhenUsed="0"/>
-    <w:lsdException w:name="Light List Accent 2" w:semiHidden="0" w:uiPriority="61" w:unhideWhenUsed="0"/>
-    <w:lsdException w:name="Light Grid Accent 2" w:semiHidden="0" w:uiPriority="62" w:unhideWhenUsed="0"/>
-    <w:lsdException w:name="Medium Shading 1 Accent 2" w:semiHidden="0" w:uiPriority="63" w:unhideWhenUsed="0"/>
-    <w:lsdException w:name="Medium Shading 2 Accent 2" w:semiHidden="0" w:uiPriority="64" w:unhideWhenUsed="0"/>
-    <w:lsdException w:name="Medium List 1 Accent 2" w:semiHidden="0" w:uiPriority="65" w:unhideWhenUsed="0"/>
-    <w:lsdException w:name="Medium List 2 Accent 2" w:semiHidden="0" w:uiPriority="66" w:unhideWhenUsed="0"/>
-    <w:lsdException w:name="Medium Grid 1 Accent 2" w:semiHidden="0" w:uiPriority="67" w:unhideWhenUsed="0"/>
-    <w:lsdException w:name="Medium Grid 2 Accent 2" w:semiHidden="0" w:uiPriority="68" w:unhideWhenUsed="0"/>
-    <w:lsdException w:name="Medium Grid 3 Accent 2" w:semiHidden="0" w:uiPriority="69" w:unhideWhenUsed="0"/>
-    <w:lsdException w:name="Dark List Accent 2" w:semiHidden="0" w:uiPriority="70" w:unhideWhenUsed="0"/>
-    <w:lsdException w:name="Colorful Shading Accent 2" w:semiHidden="0" w:uiPriority="71" w:unhideWhenUsed="0"/>
-    <w:lsdException w:name="Colorful List Accent 2" w:semiHidden="0" w:uiPriority="72" w:unhideWhenUsed="0"/>
-    <w:lsdException w:name="Colorful Grid Accent 2" w:semiHidden="0" w:uiPriority="73" w:unhideWhenUsed="0"/>
-    <w:lsdException w:name="Light Shading Accent 3" w:semiHidden="0" w:uiPriority="60" w:unhideWhenUsed="0"/>
-    <w:lsdException w:name="Light List Accent 3" w:semiHidden="0" w:uiPriority="61" w:unhideWhenUsed="0"/>
-    <w:lsdException w:name="Light Grid Accent 3" w:semiHidden="0" w:uiPriority="62" w:unhideWhenUsed="0"/>
-    <w:lsdException w:name="Medium Shading 1 Accent 3" w:semiHidden="0" w:uiPriority="63" w:unhideWhenUsed="0"/>
-    <w:lsdException w:name="Medium Shading 2 Accent 3" w:semiHidden="0" w:uiPriority="64" w:unhideWhenUsed="0"/>
-    <w:lsdException w:name="Medium List 1 Accent 3" w:semiHidden="0" w:uiPriority="65" w:unhideWhenUsed="0"/>
-    <w:lsdException w:name="Medium List 2 Accent 3" w:semiHidden="0" w:uiPriority="66" w:unhideWhenUsed="0"/>
-    <w:lsdException w:name="Medium Grid 1 Accent 3" w:semiHidden="0" w:uiPriority="67" w:unhideWhenUsed="0"/>
-    <w:lsdException w:name="Medium Grid 2 Accent 3" w:semiHidden="0" w:uiPriority="68" w:unhideWhenUsed="0"/>
-    <w:lsdException w:name="Medium Grid 3 Accent 3" w:semiHidden="0" w:uiPriority="69" w:unhideWhenUsed="0"/>
-    <w:lsdException w:name="Dark List Accent 3" w:semiHidden="0" w:uiPriority="70" w:unhideWhenUsed="0"/>
-    <w:lsdException w:name="Colorful Shading Accent 3" w:semiHidden="0" w:uiPriority="71" w:unhideWhenUsed="0"/>
-    <w:lsdException w:name="Colorful List Accent 3" w:semiHidden="0" w:uiPriority="72" w:unhideWhenUsed="0"/>
-    <w:lsdException w:name="Colorful Grid Accent 3" w:semiHidden="0" w:uiPriority="73" w:unhideWhenUsed="0"/>
-    <w:lsdException w:name="Light Shading Accent 4" w:semiHidden="0" w:uiPriority="60" w:unhideWhenUsed="0"/>
-    <w:lsdException w:name="Light List Accent 4" w:semiHidden="0" w:uiPriority="61" w:unhideWhenUsed="0"/>
-    <w:lsdException w:name="Light Grid Accent 4" w:semiHidden="0" w:uiPriority="62" w:unhideWhenUsed="0"/>
-    <w:lsdException w:name="Medium Shading 1 Accent 4" w:semiHidden="0" w:uiPriority="63" w:unhideWhenUsed="0"/>
-    <w:lsdException w:name="Medium Shading 2 Accent 4" w:semiHidden="0" w:uiPriority="64" w:unhideWhenUsed="0"/>
-    <w:lsdException w:name="Medium List 1 Accent 4" w:semiHidden="0" w:uiPriority="65" w:unhideWhenUsed="0"/>
-    <w:lsdException w:name="Medium List 2 Accent 4" w:semiHidden="0" w:uiPriority="66" w:unhideWhenUsed="0"/>
-    <w:lsdException w:name="Medium Grid 1 Accent 4" w:semiHidden="0" w:uiPriority="67" w:unhideWhenUsed="0"/>
-    <w:lsdException w:name="Medium Grid 2 Accent 4" w:semiHidden="0" w:uiPriority="68" w:unhideWhenUsed="0"/>
-    <w:lsdException w:name="Medium Grid 3 Accent 4" w:semiHidden="0" w:uiPriority="69" w:unhideWhenUsed="0"/>
-    <w:lsdException w:name="Dark List Accent 4" w:semiHidden="0" w:uiPriority="70" w:unhideWhenUsed="0"/>
-    <w:lsdException w:name="Colorful Shading Accent 4" w:semiHidden="0" w:uiPriority="71" w:unhideWhenUsed="0"/>
-    <w:lsdException w:name="Colorful List Accent 4" w:semiHidden="0" w:uiPriority="72" w:unhideWhenUsed="0"/>
-    <w:lsdException w:name="Colorful Grid Accent 4" w:semiHidden="0" w:uiPriority="73" w:unhideWhenUsed="0"/>
-    <w:lsdException w:name="Light Shading Accent 5" w:semiHidden="0" w:uiPriority="60" w:unhideWhenUsed="0"/>
-    <w:lsdException w:name="Light List Accent 5" w:semiHidden="0" w:uiPriority="61" w:unhideWhenUsed="0"/>
-    <w:lsdException w:name="Light Grid Accent 5" w:semiHidden="0" w:uiPriority="62" w:unhideWhenUsed="0"/>
-    <w:lsdException w:name="Medium Shading 1 Accent 5" w:semiHidden="0" w:uiPriority="63" w:unhideWhenUsed="0"/>
-    <w:lsdException w:name="Medium Shading 2 Accent 5" w:semiHidden="0" w:uiPriority="64" w:unhideWhenUsed="0"/>
-    <w:lsdException w:name="Medium List 1 Accent 5" w:semiHidden="0" w:uiPriority="65" w:unhideWhenUsed="0"/>
-    <w:lsdException w:name="Medium List 2 Accent 5" w:semiHidden="0" w:uiPriority="66" w:unhideWhenUsed="0"/>
-    <w:lsdException w:name="Medium Grid 1 Accent 5" w:semiHidden="0" w:uiPriority="67" w:unhideWhenUsed="0"/>
-    <w:lsdException w:name="Medium Grid 2 Accent 5" w:semiHidden="0" w:uiPriority="68" w:unhideWhenUsed="0"/>
-    <w:lsdException w:name="Medium Grid 3 Accent 5" w:semiHidden="0" w:uiPriority="69" w:unhideWhenUsed="0"/>
-    <w:lsdException w:name="Dark List Accent 5" w:semiHidden="0" w:uiPriority="70" w:unhideWhenUsed="0"/>
-    <w:lsdException w:name="Colorful Shading Accent 5" w:semiHidden="0" w:uiPriority="71" w:unhideWhenUsed="0"/>
-    <w:lsdException w:name="Colorful List Accent 5" w:semiHidden="0" w:uiPriority="72" w:unhideWhenUsed="0"/>
-    <w:lsdException w:name="Colorful Grid Accent 5" w:semiHidden="0" w:uiPriority="73" w:unhideWhenUsed="0"/>
-    <w:lsdException w:name="Light Shading Accent 6" w:semiHidden="0" w:uiPriority="60" w:unhideWhenUsed="0"/>
-    <w:lsdException w:name="Light List Accent 6" w:semiHidden="0" w:uiPriority="61" w:unhideWhenUsed="0"/>
-    <w:lsdException w:name="Light Grid Accent 6" w:semiHidden="0" w:uiPriority="62" w:unhideWhenUsed="0"/>
-    <w:lsdException w:name="Medium Shading 1 Accent 6" w:semiHidden="0" w:uiPriority="63" w:unhideWhenUsed="0"/>
-    <w:lsdException w:name="Medium Shading 2 Accent 6" w:semiHidden="0" w:uiPriority="64" w:unhideWhenUsed="0"/>
-    <w:lsdException w:name="Medium List 1 Accent 6" w:semiHidden="0" w:uiPriority="65" w:unhideWhenUsed="0"/>
-    <w:lsdException w:name="Medium List 2 Accent 6" w:semiHidden="0" w:uiPriority="66" w:unhideWhenUsed="0"/>
-    <w:lsdException w:name="Medium Grid 1 Accent 6" w:semiHidden="0" w:uiPriority="67" w:unhideWhenUsed="0"/>
-    <w:lsdException w:name="Medium Grid 2 Accent 6" w:semiHidden="0" w:uiPriority="68" w:unhideWhenUsed="0"/>
-    <w:lsdException w:name="Medium Grid 3 Accent 6" w:semiHidden="0" w:uiPriority="69" w:unhideWhenUsed="0"/>
-    <w:lsdException w:name="Dark List Accent 6" w:semiHidden="0" w:uiPriority="70" w:unhideWhenUsed="0"/>
-    <w:lsdException w:name="Colorful Shading Accent 6" w:semiHidden="0" w:uiPriority="71" w:unhideWhenUsed="0"/>
-    <w:lsdException w:name="Colorful List Accent 6" w:semiHidden="0" w:uiPriority="72" w:unhideWhenUsed="0"/>
-    <w:lsdException w:name="Colorful Grid Accent 6" w:semiHidden="0" w:uiPriority="73" w:unhideWhenUsed="0"/>
-    <w:lsdException w:name="Subtle Emphasis" w:semiHidden="0" w:uiPriority="19" w:unhideWhenUsed="0" w:qFormat="1"/>
-    <w:lsdException w:name="Intense Emphasis" w:semiHidden="0" w:uiPriority="21" w:unhideWhenUsed="0" w:qFormat="1"/>
-    <w:lsdException w:name="Subtle Reference" w:semiHidden="0" w:uiPriority="31" w:unhideWhenUsed="0" w:qFormat="1"/>
-    <w:lsdException w:name="Intense Reference" w:semiHidden="0" w:uiPriority="32" w:unhideWhenUsed="0" w:qFormat="1"/>
-    <w:lsdException w:name="Book Title" w:semiHidden="0" w:uiPriority="33" w:unhideWhenUsed="0" w:qFormat="1"/>
-    <w:lsdException w:name="Bibliography" w:uiPriority="37"/>
-    <w:lsdException w:name="TOC Heading" w:uiPriority="39" w:qFormat="1"/>
+  <w:latentStyles w:defLockedState="0" w:defUIPriority="99" w:defSemiHidden="0" w:defUnhideWhenUsed="0" w:defQFormat="0" w:count="371">
+    <w:lsdException w:name="Normal" w:uiPriority="0" w:qFormat="1"/>
+    <w:lsdException w:name="heading 1" w:uiPriority="9" w:qFormat="1"/>
+    <w:lsdException w:name="heading 2" w:semiHidden="1" w:uiPriority="9" w:unhideWhenUsed="1" w:qFormat="1"/>
+    <w:lsdException w:name="heading 3" w:semiHidden="1" w:uiPriority="9" w:unhideWhenUsed="1" w:qFormat="1"/>
+    <w:lsdException w:name="heading 4" w:semiHidden="1" w:uiPriority="9" w:unhideWhenUsed="1" w:qFormat="1"/>
+    <w:lsdException w:name="heading 5" w:semiHidden="1" w:uiPriority="9" w:unhideWhenUsed="1" w:qFormat="1"/>
+    <w:lsdException w:name="heading 6" w:semiHidden="1" w:uiPriority="9" w:unhideWhenUsed="1" w:qFormat="1"/>
+    <w:lsdException w:name="heading 7" w:semiHidden="1" w:uiPriority="9" w:unhideWhenUsed="1" w:qFormat="1"/>
+    <w:lsdException w:name="heading 8" w:semiHidden="1" w:uiPriority="9" w:unhideWhenUsed="1" w:qFormat="1"/>
+    <w:lsdException w:name="heading 9" w:semiHidden="1" w:uiPriority="9" w:unhideWhenUsed="1" w:qFormat="1"/>
+    <w:lsdException w:name="index 1" w:semiHidden="1" w:unhideWhenUsed="1"/>
+    <w:lsdException w:name="index 2" w:semiHidden="1" w:unhideWhenUsed="1"/>
+    <w:lsdException w:name="index 3" w:semiHidden="1" w:unhideWhenUsed="1"/>
+    <w:lsdException w:name="index 4" w:semiHidden="1" w:unhideWhenUsed="1"/>
+    <w:lsdException w:name="index 5" w:semiHidden="1" w:unhideWhenUsed="1"/>
+    <w:lsdException w:name="index 6" w:semiHidden="1" w:unhideWhenUsed="1"/>
+    <w:lsdException w:name="index 7" w:semiHidden="1" w:unhideWhenUsed="1"/>
+    <w:lsdException w:name="index 8" w:semiHidden="1" w:unhideWhenUsed="1"/>
+    <w:lsdException w:name="index 9" w:semiHidden="1" w:unhideWhenUsed="1"/>
+    <w:lsdException w:name="toc 1" w:semiHidden="1" w:uiPriority="39" w:unhideWhenUsed="1"/>
+    <w:lsdException w:name="toc 2" w:semiHidden="1" w:uiPriority="39" w:unhideWhenUsed="1"/>
+    <w:lsdException w:name="toc 3" w:semiHidden="1" w:uiPriority="39" w:unhideWhenUsed="1"/>
+    <w:lsdException w:name="toc 4" w:semiHidden="1" w:uiPriority="39" w:unhideWhenUsed="1"/>
+    <w:lsdException w:name="toc 5" w:semiHidden="1" w:uiPriority="39" w:unhideWhenUsed="1"/>
+    <w:lsdException w:name="toc 6" w:semiHidden="1" w:uiPriority="39" w:unhideWhenUsed="1"/>
+    <w:lsdException w:name="toc 7" w:semiHidden="1" w:uiPriority="39" w:unhideWhenUsed="1"/>
+    <w:lsdException w:name="toc 8" w:semiHidden="1" w:uiPriority="39" w:unhideWhenUsed="1"/>
+    <w:lsdException w:name="toc 9" w:semiHidden="1" w:uiPriority="39" w:unhideWhenUsed="1"/>
+    <w:lsdException w:name="Normal Indent" w:semiHidden="1" w:unhideWhenUsed="1"/>
+    <w:lsdException w:name="footnote text" w:semiHidden="1" w:unhideWhenUsed="1"/>
+    <w:lsdException w:name="annotation text" w:semiHidden="1" w:unhideWhenUsed="1"/>
+    <w:lsdException w:name="header" w:semiHidden="1" w:unhideWhenUsed="1"/>
+    <w:lsdException w:name="footer" w:semiHidden="1" w:unhideWhenUsed="1"/>
+    <w:lsdException w:name="index heading" w:semiHidden="1" w:unhideWhenUsed="1"/>
+    <w:lsdException w:name="caption" w:semiHidden="1" w:uiPriority="35" w:unhideWhenUsed="1" w:qFormat="1"/>
+    <w:lsdException w:name="table of figures" w:semiHidden="1" w:unhideWhenUsed="1"/>
+    <w:lsdException w:name="envelope address" w:semiHidden="1" w:unhideWhenUsed="1"/>
+    <w:lsdException w:name="envelope return" w:semiHidden="1" w:unhideWhenUsed="1"/>
+    <w:lsdException w:name="footnote reference" w:semiHidden="1" w:unhideWhenUsed="1"/>
+    <w:lsdException w:name="annotation reference" w:semiHidden="1" w:unhideWhenUsed="1"/>
+    <w:lsdException w:name="line number" w:semiHidden="1" w:unhideWhenUsed="1"/>
+    <w:lsdException w:name="page number" w:semiHidden="1" w:unhideWhenUsed="1"/>
+    <w:lsdException w:name="endnote reference" w:semiHidden="1" w:unhideWhenUsed="1"/>
+    <w:lsdException w:name="endnote text" w:semiHidden="1" w:unhideWhenUsed="1"/>
+    <w:lsdException w:name="table of authorities" w:semiHidden="1" w:unhideWhenUsed="1"/>
+    <w:lsdException w:name="macro" w:semiHidden="1" w:unhideWhenUsed="1"/>
+    <w:lsdException w:name="toa heading" w:semiHidden="1" w:unhideWhenUsed="1"/>
+    <w:lsdException w:name="List" w:semiHidden="1" w:unhideWhenUsed="1"/>
+    <w:lsdException w:name="List Bullet" w:semiHidden="1" w:unhideWhenUsed="1"/>
+    <w:lsdException w:name="List Number" w:semiHidden="1" w:unhideWhenUsed="1"/>
+    <w:lsdException w:name="List 2" w:semiHidden="1" w:unhideWhenUsed="1"/>
+    <w:lsdException w:name="List 3" w:semiHidden="1" w:unhideWhenUsed="1"/>
+    <w:lsdException w:name="List 4" w:semiHidden="1" w:unhideWhenUsed="1"/>
+    <w:lsdException w:name="List 5" w:semiHidden="1" w:unhideWhenUsed="1"/>
+    <w:lsdException w:name="List Bullet 2" w:semiHidden="1" w:unhideWhenUsed="1"/>
+    <w:lsdException w:name="List Bullet 3" w:semiHidden="1" w:unhideWhenUsed="1"/>
+    <w:lsdException w:name="List Bullet 4" w:semiHidden="1" w:unhideWhenUsed="1"/>
+    <w:lsdException w:name="List Bullet 5" w:semiHidden="1" w:unhideWhenUsed="1"/>
+    <w:lsdException w:name="List Number 2" w:semiHidden="1" w:unhideWhenUsed="1"/>
+    <w:lsdException w:name="List Number 3" w:semiHidden="1" w:unhideWhenUsed="1"/>
+    <w:lsdException w:name="List Number 4" w:semiHidden="1" w:unhideWhenUsed="1"/>
+    <w:lsdException w:name="List Number 5" w:semiHidden="1" w:unhideWhenUsed="1"/>
+    <w:lsdException w:name="Title" w:uiPriority="10" w:qFormat="1"/>
+    <w:lsdException w:name="Closing" w:semiHidden="1" w:unhideWhenUsed="1"/>
+    <w:lsdException w:name="Signature" w:semiHidden="1" w:unhideWhenUsed="1"/>
+    <w:lsdException w:name="Default Paragraph Font" w:semiHidden="1" w:uiPriority="1" w:unhideWhenUsed="1"/>
+    <w:lsdException w:name="Body Text" w:semiHidden="1" w:unhideWhenUsed="1"/>
+    <w:lsdException w:name="Body Text Indent" w:semiHidden="1" w:unhideWhenUsed="1"/>
+    <w:lsdException w:name="List Continue" w:semiHidden="1" w:unhideWhenUsed="1"/>
+    <w:lsdException w:name="List Continue 2" w:semiHidden="1" w:unhideWhenUsed="1"/>
+    <w:lsdException w:name="List Continue 3" w:semiHidden="1" w:unhideWhenUsed="1"/>
+    <w:lsdException w:name="List Continue 4" w:semiHidden="1" w:unhideWhenUsed="1"/>
+    <w:lsdException w:name="List Continue 5" w:semiHidden="1" w:unhideWhenUsed="1"/>
+    <w:lsdException w:name="Message Header" w:semiHidden="1" w:unhideWhenUsed="1"/>
+    <w:lsdException w:name="Subtitle" w:uiPriority="11" w:qFormat="1"/>
+    <w:lsdException w:name="Salutation" w:semiHidden="1" w:unhideWhenUsed="1"/>
+    <w:lsdException w:name="Date" w:semiHidden="1" w:unhideWhenUsed="1"/>
+    <w:lsdException w:name="Body Text First Indent" w:semiHidden="1" w:unhideWhenUsed="1"/>
+    <w:lsdException w:name="Body Text First Indent 2" w:semiHidden="1" w:unhideWhenUsed="1"/>
+    <w:lsdException w:name="Note Heading" w:semiHidden="1" w:unhideWhenUsed="1"/>
+    <w:lsdException w:name="Body Text 2" w:semiHidden="1" w:unhideWhenUsed="1"/>
+    <w:lsdException w:name="Body Text 3" w:semiHidden="1" w:unhideWhenUsed="1"/>
+    <w:lsdException w:name="Body Text Indent 2" w:semiHidden="1" w:unhideWhenUsed="1"/>
+    <w:lsdException w:name="Body Text Indent 3" w:semiHidden="1" w:unhideWhenUsed="1"/>
+    <w:lsdException w:name="Block Text" w:semiHidden="1" w:unhideWhenUsed="1"/>
+    <w:lsdException w:name="Hyperlink" w:semiHidden="1" w:unhideWhenUsed="1"/>
+    <w:lsdException w:name="FollowedHyperlink" w:semiHidden="1" w:unhideWhenUsed="1"/>
+    <w:lsdException w:name="Strong" w:uiPriority="22" w:qFormat="1"/>
+    <w:lsdException w:name="Emphasis" w:uiPriority="20" w:qFormat="1"/>
+    <w:lsdException w:name="Document Map" w:semiHidden="1" w:unhideWhenUsed="1"/>
+    <w:lsdException w:name="Plain Text" w:semiHidden="1" w:unhideWhenUsed="1"/>
+    <w:lsdException w:name="E-mail Signature" w:semiHidden="1" w:unhideWhenUsed="1"/>
+    <w:lsdException w:name="HTML Top of Form" w:semiHidden="1" w:unhideWhenUsed="1"/>
+    <w:lsdException w:name="HTML Bottom of Form" w:semiHidden="1" w:unhideWhenUsed="1"/>
+    <w:lsdException w:name="Normal (Web)" w:semiHidden="1" w:unhideWhenUsed="1"/>
+    <w:lsdException w:name="HTML Acronym" w:semiHidden="1" w:unhideWhenUsed="1"/>
+    <w:lsdException w:name="HTML Address" w:semiHidden="1" w:unhideWhenUsed="1"/>
+    <w:lsdException w:name="HTML Cite" w:semiHidden="1" w:unhideWhenUsed="1"/>
+    <w:lsdException w:name="HTML Code" w:semiHidden="1" w:unhideWhenUsed="1"/>
+    <w:lsdException w:name="HTML Definition" w:semiHidden="1" w:unhideWhenUsed="1"/>
+    <w:lsdException w:name="HTML Keyboard" w:semiHidden="1" w:unhideWhenUsed="1"/>
+    <w:lsdException w:name="HTML Preformatted" w:semiHidden="1" w:unhideWhenUsed="1"/>
+    <w:lsdException w:name="HTML Sample" w:semiHidden="1" w:unhideWhenUsed="1"/>
+    <w:lsdException w:name="HTML Typewriter" w:semiHidden="1" w:unhideWhenUsed="1"/>
+    <w:lsdException w:name="HTML Variable" w:semiHidden="1" w:unhideWhenUsed="1"/>
+    <w:lsdException w:name="Normal Table" w:semiHidden="1" w:unhideWhenUsed="1"/>
+    <w:lsdException w:name="annotation subject" w:semiHidden="1" w:unhideWhenUsed="1"/>
+    <w:lsdException w:name="No List" w:semiHidden="1" w:unhideWhenUsed="1"/>
+    <w:lsdException w:name="Outline List 1" w:semiHidden="1" w:unhideWhenUsed="1"/>
+    <w:lsdException w:name="Outline List 2" w:semiHidden="1" w:unhideWhenUsed="1"/>
+    <w:lsdException w:name="Outline List 3" w:semiHidden="1" w:unhideWhenUsed="1"/>
+    <w:lsdException w:name="Table Simple 1" w:semiHidden="1" w:unhideWhenUsed="1"/>
+    <w:lsdException w:name="Table Simple 2" w:semiHidden="1" w:unhideWhenUsed="1"/>
+    <w:lsdException w:name="Table Simple 3" w:semiHidden="1" w:unhideWhenUsed="1"/>
+    <w:lsdException w:name="Table Classic 1" w:semiHidden="1" w:unhideWhenUsed="1"/>
+    <w:lsdException w:name="Table Classic 2" w:semiHidden="1" w:unhideWhenUsed="1"/>
+    <w:lsdException w:name="Table Classic 3" w:semiHidden="1" w:unhideWhenUsed="1"/>
+    <w:lsdException w:name="Table Classic 4" w:semiHidden="1" w:unhideWhenUsed="1"/>
+    <w:lsdException w:name="Table Colorful 1" w:semiHidden="1" w:unhideWhenUsed="1"/>
+    <w:lsdException w:name="Table Colorful 2" w:semiHidden="1" w:unhideWhenUsed="1"/>
+    <w:lsdException w:name="Table Colorful 3" w:semiHidden="1" w:unhideWhenUsed="1"/>
+    <w:lsdException w:name="Table Columns 1" w:semiHidden="1" w:unhideWhenUsed="1"/>
+    <w:lsdException w:name="Table Columns 2" w:semiHidden="1" w:unhideWhenUsed="1"/>
+    <w:lsdException w:name="Table Columns 3" w:semiHidden="1" w:unhideWhenUsed="1"/>
+    <w:lsdException w:name="Table Columns 4" w:semiHidden="1" w:unhideWhenUsed="1"/>
+    <w:lsdException w:name="Table Columns 5" w:semiHidden="1" w:unhideWhenUsed="1"/>
+    <w:lsdException w:name="Table Grid 1" w:semiHidden="1" w:unhideWhenUsed="1"/>
+    <w:lsdException w:name="Table Grid 2" w:semiHidden="1" w:unhideWhenUsed="1"/>
+    <w:lsdException w:name="Table Grid 3" w:semiHidden="1" w:unhideWhenUsed="1"/>
+    <w:lsdException w:name="Table Grid 4" w:semiHidden="1" w:unhideWhenUsed="1"/>
+    <w:lsdException w:name="Table Grid 5" w:semiHidden="1" w:unhideWhenUsed="1"/>
+    <w:lsdException w:name="Table Grid 6" w:semiHidden="1" w:unhideWhenUsed="1"/>
+    <w:lsdException w:name="Table Grid 7" w:semiHidden="1" w:unhideWhenUsed="1"/>
+    <w:lsdException w:name="Table Grid 8" w:semiHidden="1" w:unhideWhenUsed="1"/>
+    <w:lsdException w:name="Table List 1" w:semiHidden="1" w:unhideWhenUsed="1"/>
+    <w:lsdException w:name="Table List 2" w:semiHidden="1" w:unhideWhenUsed="1"/>
+    <w:lsdException w:name="Table List 3" w:semiHidden="1" w:unhideWhenUsed="1"/>
+    <w:lsdException w:name="Table List 4" w:semiHidden="1" w:unhideWhenUsed="1"/>
+    <w:lsdException w:name="Table List 5" w:semiHidden="1" w:unhideWhenUsed="1"/>
+    <w:lsdException w:name="Table List 6" w:semiHidden="1" w:unhideWhenUsed="1"/>
+    <w:lsdException w:name="Table List 7" w:semiHidden="1" w:unhideWhenUsed="1"/>
+    <w:lsdException w:name="Table List 8" w:semiHidden="1" w:unhideWhenUsed="1"/>
+    <w:lsdException w:name="Table 3D effects 1" w:semiHidden="1" w:unhideWhenUsed="1"/>
+    <w:lsdException w:name="Table 3D effects 2" w:semiHidden="1" w:unhideWhenUsed="1"/>
+    <w:lsdException w:name="Table 3D effects 3" w:semiHidden="1" w:unhideWhenUsed="1"/>
+    <w:lsdException w:name="Table Contemporary" w:semiHidden="1" w:unhideWhenUsed="1"/>
+    <w:lsdException w:name="Table Elegant" w:semiHidden="1" w:unhideWhenUsed="1"/>
+    <w:lsdException w:name="Table Professional" w:semiHidden="1" w:unhideWhenUsed="1"/>
+    <w:lsdException w:name="Table Subtle 1" w:semiHidden="1" w:unhideWhenUsed="1"/>
+    <w:lsdException w:name="Table Subtle 2" w:semiHidden="1" w:unhideWhenUsed="1"/>
+    <w:lsdException w:name="Table Web 1" w:semiHidden="1" w:unhideWhenUsed="1"/>
+    <w:lsdException w:name="Table Web 2" w:semiHidden="1" w:unhideWhenUsed="1"/>
+    <w:lsdException w:name="Table Web 3" w:semiHidden="1" w:unhideWhenUsed="1"/>
+    <w:lsdException w:name="Balloon Text" w:semiHidden="1" w:unhideWhenUsed="1"/>
+    <w:lsdException w:name="Table Grid" w:uiPriority="59"/>
+    <w:lsdException w:name="Table Theme" w:semiHidden="1" w:unhideWhenUsed="1"/>
+    <w:lsdException w:name="Placeholder Text" w:semiHidden="1"/>
+    <w:lsdException w:name="No Spacing" w:uiPriority="1" w:qFormat="1"/>
+    <w:lsdException w:name="Light Shading" w:uiPriority="60"/>
+    <w:lsdException w:name="Light List" w:uiPriority="61"/>
+    <w:lsdException w:name="Light Grid" w:uiPriority="62"/>
+    <w:lsdException w:name="Medium Shading 1" w:uiPriority="63"/>
+    <w:lsdException w:name="Medium Shading 2" w:uiPriority="64"/>
+    <w:lsdException w:name="Medium List 1" w:uiPriority="65"/>
+    <w:lsdException w:name="Medium List 2" w:uiPriority="66"/>
+    <w:lsdException w:name="Medium Grid 1" w:uiPriority="67"/>
+    <w:lsdException w:name="Medium Grid 2" w:uiPriority="68"/>
+    <w:lsdException w:name="Medium Grid 3" w:uiPriority="69"/>
+    <w:lsdException w:name="Dark List" w:uiPriority="70"/>
+    <w:lsdException w:name="Colorful Shading" w:uiPriority="71"/>
+    <w:lsdException w:name="Colorful List" w:uiPriority="72"/>
+    <w:lsdException w:name="Colorful Grid" w:uiPriority="73"/>
+    <w:lsdException w:name="Light Shading Accent 1" w:uiPriority="60"/>
+    <w:lsdException w:name="Light List Accent 1" w:uiPriority="61"/>
+    <w:lsdException w:name="Light Grid Accent 1" w:uiPriority="62"/>
+    <w:lsdException w:name="Medium Shading 1 Accent 1" w:uiPriority="63"/>
+    <w:lsdException w:name="Medium Shading 2 Accent 1" w:uiPriority="64"/>
+    <w:lsdException w:name="Medium List 1 Accent 1" w:uiPriority="65"/>
+    <w:lsdException w:name="Revision" w:semiHidden="1"/>
+    <w:lsdException w:name="List Paragraph" w:uiPriority="34" w:qFormat="1"/>
+    <w:lsdException w:name="Quote" w:uiPriority="29" w:qFormat="1"/>
+    <w:lsdException w:name="Intense Quote" w:uiPriority="30" w:qFormat="1"/>
+    <w:lsdException w:name="Medium List 2 Accent 1" w:uiPriority="66"/>
+    <w:lsdException w:name="Medium Grid 1 Accent 1" w:uiPriority="67"/>
+    <w:lsdException w:name="Medium Grid 2 Accent 1" w:uiPriority="68"/>
+    <w:lsdException w:name="Medium Grid 3 Accent 1" w:uiPriority="69"/>
+    <w:lsdException w:name="Dark List Accent 1" w:uiPriority="70"/>
+    <w:lsdException w:name="Colorful Shading Accent 1" w:uiPriority="71"/>
+    <w:lsdException w:name="Colorful List Accent 1" w:uiPriority="72"/>
+    <w:lsdException w:name="Colorful Grid Accent 1" w:uiPriority="73"/>
+    <w:lsdException w:name="Light Shading Accent 2" w:uiPriority="60"/>
+    <w:lsdException w:name="Light List Accent 2" w:uiPriority="61"/>
+    <w:lsdException w:name="Light Grid Accent 2" w:uiPriority="62"/>
+    <w:lsdException w:name="Medium Shading 1 Accent 2" w:uiPriority="63"/>
+    <w:lsdException w:name="Medium Shading 2 Accent 2" w:uiPriority="64"/>
+    <w:lsdException w:name="Medium List 1 Accent 2" w:uiPriority="65"/>
+    <w:lsdException w:name="Medium List 2 Accent 2" w:uiPriority="66"/>
+    <w:lsdException w:name="Medium Grid 1 Accent 2" w:uiPriority="67"/>
+    <w:lsdException w:name="Medium Grid 2 Accent 2" w:uiPriority="68"/>
+    <w:lsdException w:name="Medium Grid 3 Accent 2" w:uiPriority="69"/>
+    <w:lsdException w:name="Dark List Accent 2" w:uiPriority="70"/>
+    <w:lsdException w:name="Colorful Shading Accent 2" w:uiPriority="71"/>
+    <w:lsdException w:name="Colorful List Accent 2" w:uiPriority="72"/>
+    <w:lsdException w:name="Colorful Grid Accent 2" w:uiPriority="73"/>
+    <w:lsdException w:name="Light Shading Accent 3" w:uiPriority="60"/>
+    <w:lsdException w:name="Light List Accent 3" w:uiPriority="61"/>
+    <w:lsdException w:name="Light Grid Accent 3" w:uiPriority="62"/>
+    <w:lsdException w:name="Medium Shading 1 Accent 3" w:uiPriority="63"/>
+    <w:lsdException w:name="Medium Shading 2 Accent 3" w:uiPriority="64"/>
+    <w:lsdException w:name="Medium List 1 Accent 3" w:uiPriority="65"/>
+    <w:lsdException w:name="Medium List 2 Accent 3" w:uiPriority="66"/>
+    <w:lsdException w:name="Medium Grid 1 Accent 3" w:uiPriority="67"/>
+    <w:lsdException w:name="Medium Grid 2 Accent 3" w:uiPriority="68"/>
+    <w:lsdException w:name="Medium Grid 3 Accent 3" w:uiPriority="69"/>
+    <w:lsdException w:name="Dark List Accent 3" w:uiPriority="70"/>
+    <w:lsdException w:name="Colorful Shading Accent 3" w:uiPriority="71"/>
+    <w:lsdException w:name="Colorful List Accent 3" w:uiPriority="72"/>
+    <w:lsdException w:name="Colorful Grid Accent 3" w:uiPriority="73"/>
+    <w:lsdException w:name="Light Shading Accent 4" w:uiPriority="60"/>
+    <w:lsdException w:name="Light List Accent 4" w:uiPriority="61"/>
+    <w:lsdException w:name="Light Grid Accent 4" w:uiPriority="62"/>
+    <w:lsdException w:name="Medium Shading 1 Accent 4" w:uiPriority="63"/>
+    <w:lsdException w:name="Medium Shading 2 Accent 4" w:uiPriority="64"/>
+    <w:lsdException w:name="Medium List 1 Accent 4" w:uiPriority="65"/>
+    <w:lsdException w:name="Medium List 2 Accent 4" w:uiPriority="66"/>
+    <w:lsdException w:name="Medium Grid 1 Accent 4" w:uiPriority="67"/>
+    <w:lsdException w:name="Medium Grid 2 Accent 4" w:uiPriority="68"/>
+    <w:lsdException w:name="Medium Grid 3 Accent 4" w:uiPriority="69"/>
+    <w:lsdException w:name="Dark List Accent 4" w:uiPriority="70"/>
+    <w:lsdException w:name="Colorful Shading Accent 4" w:uiPriority="71"/>
+    <w:lsdException w:name="Colorful List Accent 4" w:uiPriority="72"/>
+    <w:lsdException w:name="Colorful Grid Accent 4" w:uiPriority="73"/>
+    <w:lsdException w:name="Light Shading Accent 5" w:uiPriority="60"/>
+    <w:lsdException w:name="Light List Accent 5" w:uiPriority="61"/>
+    <w:lsdException w:name="Light Grid Accent 5" w:uiPriority="62"/>
+    <w:lsdException w:name="Medium Shading 1 Accent 5" w:uiPriority="63"/>
+    <w:lsdException w:name="Medium Shading 2 Accent 5" w:uiPriority="64"/>
+    <w:lsdException w:name="Medium List 1 Accent 5" w:uiPriority="65"/>
+    <w:lsdException w:name="Medium List 2 Accent 5" w:uiPriority="66"/>
+    <w:lsdException w:name="Medium Grid 1 Accent 5" w:uiPriority="67"/>
+    <w:lsdException w:name="Medium Grid 2 Accent 5" w:uiPriority="68"/>
+    <w:lsdException w:name="Medium Grid 3 Accent 5" w:uiPriority="69"/>
+    <w:lsdException w:name="Dark List Accent 5" w:uiPriority="70"/>
+    <w:lsdException w:name="Colorful Shading Accent 5" w:uiPriority="71"/>
+    <w:lsdException w:name="Colorful List Accent 5" w:uiPriority="72"/>
+    <w:lsdException w:name="Colorful Grid Accent 5" w:uiPriority="73"/>
+    <w:lsdException w:name="Light Shading Accent 6" w:uiPriority="60"/>
+    <w:lsdException w:name="Light List Accent 6" w:uiPriority="61"/>
+    <w:lsdException w:name="Light Grid Accent 6" w:uiPriority="62"/>
+    <w:lsdException w:name="Medium Shading 1 Accent 6" w:uiPriority="63"/>
+    <w:lsdException w:name="Medium Shading 2 Accent 6" w:uiPriority="64"/>
+    <w:lsdException w:name="Medium List 1 Accent 6" w:uiPriority="65"/>
+    <w:lsdException w:name="Medium List 2 Accent 6" w:uiPriority="66"/>
+    <w:lsdException w:name="Medium Grid 1 Accent 6" w:uiPriority="67"/>
+    <w:lsdException w:name="Medium Grid 2 Accent 6" w:uiPriority="68"/>
+    <w:lsdException w:name="Medium Grid 3 Accent 6" w:uiPriority="69"/>
+    <w:lsdException w:name="Dark List Accent 6" w:uiPriority="70"/>
+    <w:lsdException w:name="Colorful Shading Accent 6" w:uiPriority="71"/>
+    <w:lsdException w:name="Colorful List Accent 6" w:uiPriority="72"/>
+    <w:lsdException w:name="Colorful Grid Accent 6" w:uiPriority="73"/>
+    <w:lsdException w:name="Subtle Emphasis" w:uiPriority="19" w:qFormat="1"/>
+    <w:lsdException w:name="Intense Emphasis" w:uiPriority="21" w:qFormat="1"/>
+    <w:lsdException w:name="Subtle Reference" w:uiPriority="31" w:qFormat="1"/>
+    <w:lsdException w:name="Intense Reference" w:uiPriority="32" w:qFormat="1"/>
+    <w:lsdException w:name="Book Title" w:uiPriority="33" w:qFormat="1"/>
+    <w:lsdException w:name="Bibliography" w:semiHidden="1" w:uiPriority="37" w:unhideWhenUsed="1"/>
+    <w:lsdException w:name="TOC Heading" w:semiHidden="1" w:uiPriority="39" w:unhideWhenUsed="1" w:qFormat="1"/>
+    <w:lsdException w:name="Plain Table 1" w:uiPriority="41"/>
+    <w:lsdException w:name="Plain Table 2" w:uiPriority="42"/>
+    <w:lsdException w:name="Plain Table 3" w:uiPriority="43"/>
+    <w:lsdException w:name="Plain Table 4" w:uiPriority="44"/>
+    <w:lsdException w:name="Plain Table 5" w:uiPriority="45"/>
+    <w:lsdException w:name="Grid Table Light" w:uiPriority="40"/>
+    <w:lsdException w:name="Grid Table 1 Light" w:uiPriority="46"/>
+    <w:lsdException w:name="Grid Table 2" w:uiPriority="47"/>
+    <w:lsdException w:name="Grid Table 3" w:uiPriority="48"/>
+    <w:lsdException w:name="Grid Table 4" w:uiPriority="49"/>
+    <w:lsdException w:name="Grid Table 5 Dark" w:uiPriority="50"/>
+    <w:lsdException w:name="Grid Table 6 Colorful" w:uiPriority="51"/>
+    <w:lsdException w:name="Grid Table 7 Colorful" w:uiPriority="52"/>
+    <w:lsdException w:name="Grid Table 1 Light Accent 1" w:uiPriority="46"/>
+    <w:lsdException w:name="Grid Table 2 Accent 1" w:uiPriority="47"/>
+    <w:lsdException w:name="Grid Table 3 Accent 1" w:uiPriority="48"/>
+    <w:lsdException w:name="Grid Table 4 Accent 1" w:uiPriority="49"/>
+    <w:lsdException w:name="Grid Table 5 Dark Accent 1" w:uiPriority="50"/>
+    <w:lsdException w:name="Grid Table 6 Colorful Accent 1" w:uiPriority="51"/>
+    <w:lsdException w:name="Grid Table 7 Colorful Accent 1" w:uiPriority="52"/>
+    <w:lsdException w:name="Grid Table 1 Light Accent 2" w:uiPriority="46"/>
+    <w:lsdException w:name="Grid Table 2 Accent 2" w:uiPriority="47"/>
+    <w:lsdException w:name="Grid Table 3 Accent 2" w:uiPriority="48"/>
+    <w:lsdException w:name="Grid Table 4 Accent 2" w:uiPriority="49"/>
+    <w:lsdException w:name="Grid Table 5 Dark Accent 2" w:uiPriority="50"/>
+    <w:lsdException w:name="Grid Table 6 Colorful Accent 2" w:uiPriority="51"/>
+    <w:lsdException w:name="Grid Table 7 Colorful Accent 2" w:uiPriority="52"/>
+    <w:lsdException w:name="Grid Table 1 Light Accent 3" w:uiPriority="46"/>
+    <w:lsdException w:name="Grid Table 2 Accent 3" w:uiPriority="47"/>
+    <w:lsdException w:name="Grid Table 3 Accent 3" w:uiPriority="48"/>
+    <w:lsdException w:name="Grid Table 4 Accent 3" w:uiPriority="49"/>
+    <w:lsdException w:name="Grid Table 5 Dark Accent 3" w:uiPriority="50"/>
+    <w:lsdException w:name="Grid Table 6 Colorful Accent 3" w:uiPriority="51"/>
+    <w:lsdException w:name="Grid Table 7 Colorful Accent 3" w:uiPriority="52"/>
+    <w:lsdException w:name="Grid Table 1 Light Accent 4" w:uiPriority="46"/>
+    <w:lsdException w:name="Grid Table 2 Accent 4" w:uiPriority="47"/>
+    <w:lsdException w:name="Grid Table 3 Accent 4" w:uiPriority="48"/>
+    <w:lsdException w:name="Grid Table 4 Accent 4" w:uiPriority="49"/>
+    <w:lsdException w:name="Grid Table 5 Dark Accent 4" w:uiPriority="50"/>
+    <w:lsdException w:name="Grid Table 6 Colorful Accent 4" w:uiPriority="51"/>
+    <w:lsdException w:name="Grid Table 7 Colorful Accent 4" w:uiPriority="52"/>
+    <w:lsdException w:name="Grid Table 1 Light Accent 5" w:uiPriority="46"/>
+    <w:lsdException w:name="Grid Table 2 Accent 5" w:uiPriority="47"/>
+    <w:lsdException w:name="Grid Table 3 Accent 5" w:uiPriority="48"/>
+    <w:lsdException w:name="Grid Table 4 Accent 5" w:uiPriority="49"/>
+    <w:lsdException w:name="Grid Table 5 Dark Accent 5" w:uiPriority="50"/>
+    <w:lsdException w:name="Grid Table 6 Colorful Accent 5" w:uiPriority="51"/>
+    <w:lsdException w:name="Grid Table 7 Colorful Accent 5" w:uiPriority="52"/>
+    <w:lsdException w:name="Grid Table 1 Light Accent 6" w:uiPriority="46"/>
+    <w:lsdException w:name="Grid Table 2 Accent 6" w:uiPriority="47"/>
+    <w:lsdException w:name="Grid Table 3 Accent 6" w:uiPriority="48"/>
+    <w:lsdException w:name="Grid Table 4 Accent 6" w:uiPriority="49"/>
+    <w:lsdException w:name="Grid Table 5 Dark Accent 6" w:uiPriority="50"/>
+    <w:lsdException w:name="Grid Table 6 Colorful Accent 6" w:uiPriority="51"/>
+    <w:lsdException w:name="Grid Table 7 Colorful Accent 6" w:uiPriority="52"/>
+    <w:lsdException w:name="List Table 1 Light" w:uiPriority="46"/>
+    <w:lsdException w:name="List Table 2" w:uiPriority="47"/>
+    <w:lsdException w:name="List Table 3" w:uiPriority="48"/>
+    <w:lsdException w:name="List Table 4" w:uiPriority="49"/>
+    <w:lsdException w:name="List Table 5 Dark" w:uiPriority="50"/>
+    <w:lsdException w:name="List Table 6 Colorful" w:uiPriority="51"/>
+    <w:lsdException w:name="List Table 7 Colorful" w:uiPriority="52"/>
+    <w:lsdException w:name="List Table 1 Light Accent 1" w:uiPriority="46"/>
+    <w:lsdException w:name="List Table 2 Accent 1" w:uiPriority="47"/>
+    <w:lsdException w:name="List Table 3 Accent 1" w:uiPriority="48"/>
+    <w:lsdException w:name="List Table 4 Accent 1" w:uiPriority="49"/>
+    <w:lsdException w:name="List Table 5 Dark Accent 1" w:uiPriority="50"/>
+    <w:lsdException w:name="List Table 6 Colorful Accent 1" w:uiPriority="51"/>
+    <w:lsdException w:name="List Table 7 Colorful Accent 1" w:uiPriority="52"/>
+    <w:lsdException w:name="List Table 1 Light Accent 2" w:uiPriority="46"/>
+    <w:lsdException w:name="List Table 2 Accent 2" w:uiPriority="47"/>
+    <w:lsdException w:name="List Table 3 Accent 2" w:uiPriority="48"/>
+    <w:lsdException w:name="List Table 4 Accent 2" w:uiPriority="49"/>
+    <w:lsdException w:name="List Table 5 Dark Accent 2" w:uiPriority="50"/>
+    <w:lsdException w:name="List Table 6 Colorful Accent 2" w:uiPriority="51"/>
+    <w:lsdException w:name="List Table 7 Colorful Accent 2" w:uiPriority="52"/>
+    <w:lsdException w:name="List Table 1 Light Accent 3" w:uiPriority="46"/>
+    <w:lsdException w:name="List Table 2 Accent 3" w:uiPriority="47"/>
+    <w:lsdException w:name="List Table 3 Accent 3" w:uiPriority="48"/>
+    <w:lsdException w:name="List Table 4 Accent 3" w:uiPriority="49"/>
+    <w:lsdException w:name="List Table 5 Dark Accent 3" w:uiPriority="50"/>
+    <w:lsdException w:name="List Table 6 Colorful Accent 3" w:uiPriority="51"/>
+    <w:lsdException w:name="List Table 7 Colorful Accent 3" w:uiPriority="52"/>
+    <w:lsdException w:name="List Table 1 Light Accent 4" w:uiPriority="46"/>
+    <w:lsdException w:name="List Table 2 Accent 4" w:uiPriority="47"/>
+    <w:lsdException w:name="List Table 3 Accent 4" w:uiPriority="48"/>
+    <w:lsdException w:name="List Table 4 Accent 4" w:uiPriority="49"/>
+    <w:lsdException w:name="List Table 5 Dark Accent 4" w:uiPriority="50"/>
+    <w:lsdException w:name="List Table 6 Colorful Accent 4" w:uiPriority="51"/>
+    <w:lsdException w:name="List Table 7 Colorful Accent 4" w:uiPriority="52"/>
+    <w:lsdException w:name="List Table 1 Light Accent 5" w:uiPriority="46"/>
+    <w:lsdException w:name="List Table 2 Accent 5" w:uiPriority="47"/>
+    <w:lsdException w:name="List Table 3 Accent 5" w:uiPriority="48"/>
+    <w:lsdException w:name="List Table 4 Accent 5" w:uiPriority="49"/>
+    <w:lsdException w:name="List Table 5 Dark Accent 5" w:uiPriority="50"/>
+    <w:lsdException w:name="List Table 6 Colorful Accent 5" w:uiPriority="51"/>
+    <w:lsdException w:name="List Table 7 Colorful Accent 5" w:uiPriority="52"/>
+    <w:lsdException w:name="List Table 1 Light Accent 6" w:uiPriority="46"/>
+    <w:lsdException w:name="List Table 2 Accent 6" w:uiPriority="47"/>
+    <w:lsdException w:name="List Table 3 Accent 6" w:uiPriority="48"/>
+    <w:lsdException w:name="List Table 4 Accent 6" w:uiPriority="49"/>
+    <w:lsdException w:name="List Table 5 Dark Accent 6" w:uiPriority="50"/>
+    <w:lsdException w:name="List Table 6 Colorful Accent 6" w:uiPriority="51"/>
+    <w:lsdException w:name="List Table 7 Colorful Accent 6" w:uiPriority="52"/>
   </w:latentStyles>
   <w:style w:type="paragraph" w:default="1" w:styleId="a">
     <w:name w:val="Normal"/>
     <w:qFormat/>
   </w:style>
-  <w:style w:type="paragraph" w:styleId="1">
+  <w:style w:type="paragraph" w:styleId="10">
     <w:name w:val="heading 1"/>
     <w:basedOn w:val="normal1"/>
     <w:next w:val="normal1"/>
@@ -1077,433 +1237,8 @@
   <w:style w:type="character" w:customStyle="1" w:styleId="DefaultParagraphFontWW">
     <w:name w:val="Default Paragraph Font (WW)"/>
   </w:style>
-  <w:style w:type="numbering" w:customStyle="1" w:styleId="NoList">
-    <w:name w:val="No List"/>
-    <w:basedOn w:val="a2"/>
-    <w:pPr>
-      <w:numPr>
-        <w:numId w:val="1"/>
-      </w:numPr>
-    </w:pPr>
-  </w:style>
-  <w:style w:type="numbering" w:customStyle="1" w:styleId="NoListWW">
-    <w:name w:val="No List (WW)"/>
-    <w:basedOn w:val="a2"/>
-    <w:pPr>
-      <w:numPr>
-        <w:numId w:val="2"/>
-      </w:numPr>
-    </w:pPr>
-  </w:style>
-</w:styles>
-</file>
-
-<file path=word/stylesWithEffects.xml><?xml version="1.0" encoding="utf-8"?>
-<w:styles xmlns:wpc="http://schemas.microsoft.com/office/word/2010/wordprocessingCanvas" xmlns:mc="http://schemas.openxmlformats.org/markup-compatibility/2006" xmlns:o="urn:schemas-microsoft-com:office:office" xmlns:r="http://schemas.openxmlformats.org/officeDocument/2006/relationships" xmlns:m="http://schemas.openxmlformats.org/officeDocument/2006/math" xmlns:v="urn:schemas-microsoft-com:vml" xmlns:wp14="http://schemas.microsoft.com/office/word/2010/wordprocessingDrawing" xmlns:wp="http://schemas.openxmlformats.org/drawingml/2006/wordprocessingDrawing" xmlns:w10="urn:schemas-microsoft-com:office:word" xmlns:w="http://schemas.openxmlformats.org/wordprocessingml/2006/main" xmlns:w14="http://schemas.microsoft.com/office/word/2010/wordml" xmlns:wpg="http://schemas.microsoft.com/office/word/2010/wordprocessingGroup" xmlns:wpi="http://schemas.microsoft.com/office/word/2010/wordprocessingInk" xmlns:wne="http://schemas.microsoft.com/office/word/2006/wordml" xmlns:wps="http://schemas.microsoft.com/office/word/2010/wordprocessingShape" mc:Ignorable="w14 wp14">
-  <w:docDefaults>
-    <w:rPrDefault>
-      <w:rPr>
-        <w:rFonts w:ascii="Calibri" w:eastAsia="MS Mincho" w:hAnsi="Calibri" w:cs="Calibri"/>
-        <w:sz w:val="22"/>
-        <w:szCs w:val="22"/>
-        <w:lang w:val="ru-RU" w:eastAsia="zh-CN" w:bidi="hi-IN"/>
-      </w:rPr>
-    </w:rPrDefault>
-    <w:pPrDefault>
-      <w:pPr>
-        <w:widowControl w:val="0"/>
-        <w:suppressAutoHyphens/>
-        <w:autoSpaceDN w:val="0"/>
-        <w:textAlignment w:val="baseline"/>
-      </w:pPr>
-    </w:pPrDefault>
-  </w:docDefaults>
-  <w:latentStyles w:defLockedState="0" w:defUIPriority="99" w:defSemiHidden="1" w:defUnhideWhenUsed="1" w:defQFormat="0" w:count="267">
-    <w:lsdException w:name="Normal" w:semiHidden="0" w:uiPriority="0" w:unhideWhenUsed="0" w:qFormat="1"/>
-    <w:lsdException w:name="heading 1" w:semiHidden="0" w:uiPriority="9" w:unhideWhenUsed="0" w:qFormat="1"/>
-    <w:lsdException w:name="heading 2" w:uiPriority="9" w:qFormat="1"/>
-    <w:lsdException w:name="heading 3" w:uiPriority="9" w:qFormat="1"/>
-    <w:lsdException w:name="heading 4" w:uiPriority="9" w:qFormat="1"/>
-    <w:lsdException w:name="heading 5" w:uiPriority="9" w:qFormat="1"/>
-    <w:lsdException w:name="heading 6" w:uiPriority="9" w:qFormat="1"/>
-    <w:lsdException w:name="heading 7" w:uiPriority="9" w:qFormat="1"/>
-    <w:lsdException w:name="heading 8" w:uiPriority="9" w:qFormat="1"/>
-    <w:lsdException w:name="heading 9" w:uiPriority="9" w:qFormat="1"/>
-    <w:lsdException w:name="toc 1" w:uiPriority="39"/>
-    <w:lsdException w:name="toc 2" w:uiPriority="39"/>
-    <w:lsdException w:name="toc 3" w:uiPriority="39"/>
-    <w:lsdException w:name="toc 4" w:uiPriority="39"/>
-    <w:lsdException w:name="toc 5" w:uiPriority="39"/>
-    <w:lsdException w:name="toc 6" w:uiPriority="39"/>
-    <w:lsdException w:name="toc 7" w:uiPriority="39"/>
-    <w:lsdException w:name="toc 8" w:uiPriority="39"/>
-    <w:lsdException w:name="toc 9" w:uiPriority="39"/>
-    <w:lsdException w:name="caption" w:uiPriority="35" w:qFormat="1"/>
-    <w:lsdException w:name="Title" w:semiHidden="0" w:uiPriority="10" w:unhideWhenUsed="0" w:qFormat="1"/>
-    <w:lsdException w:name="Default Paragraph Font" w:uiPriority="1"/>
-    <w:lsdException w:name="Subtitle" w:semiHidden="0" w:uiPriority="11" w:unhideWhenUsed="0" w:qFormat="1"/>
-    <w:lsdException w:name="Strong" w:semiHidden="0" w:uiPriority="22" w:unhideWhenUsed="0" w:qFormat="1"/>
-    <w:lsdException w:name="Emphasis" w:semiHidden="0" w:uiPriority="20" w:unhideWhenUsed="0" w:qFormat="1"/>
-    <w:lsdException w:name="Table Grid" w:semiHidden="0" w:uiPriority="59" w:unhideWhenUsed="0"/>
-    <w:lsdException w:name="Placeholder Text" w:unhideWhenUsed="0"/>
-    <w:lsdException w:name="No Spacing" w:semiHidden="0" w:uiPriority="1" w:unhideWhenUsed="0" w:qFormat="1"/>
-    <w:lsdException w:name="Light Shading" w:semiHidden="0" w:uiPriority="60" w:unhideWhenUsed="0"/>
-    <w:lsdException w:name="Light List" w:semiHidden="0" w:uiPriority="61" w:unhideWhenUsed="0"/>
-    <w:lsdException w:name="Light Grid" w:semiHidden="0" w:uiPriority="62" w:unhideWhenUsed="0"/>
-    <w:lsdException w:name="Medium Shading 1" w:semiHidden="0" w:uiPriority="63" w:unhideWhenUsed="0"/>
-    <w:lsdException w:name="Medium Shading 2" w:semiHidden="0" w:uiPriority="64" w:unhideWhenUsed="0"/>
-    <w:lsdException w:name="Medium List 1" w:semiHidden="0" w:uiPriority="65" w:unhideWhenUsed="0"/>
-    <w:lsdException w:name="Medium List 2" w:semiHidden="0" w:uiPriority="66" w:unhideWhenUsed="0"/>
-    <w:lsdException w:name="Medium Grid 1" w:semiHidden="0" w:uiPriority="67" w:unhideWhenUsed="0"/>
-    <w:lsdException w:name="Medium Grid 2" w:semiHidden="0" w:uiPriority="68" w:unhideWhenUsed="0"/>
-    <w:lsdException w:name="Medium Grid 3" w:semiHidden="0" w:uiPriority="69" w:unhideWhenUsed="0"/>
-    <w:lsdException w:name="Dark List" w:semiHidden="0" w:uiPriority="70" w:unhideWhenUsed="0"/>
-    <w:lsdException w:name="Colorful Shading" w:semiHidden="0" w:uiPriority="71" w:unhideWhenUsed="0"/>
-    <w:lsdException w:name="Colorful List" w:semiHidden="0" w:uiPriority="72" w:unhideWhenUsed="0"/>
-    <w:lsdException w:name="Colorful Grid" w:semiHidden="0" w:uiPriority="73" w:unhideWhenUsed="0"/>
-    <w:lsdException w:name="Light Shading Accent 1" w:semiHidden="0" w:uiPriority="60" w:unhideWhenUsed="0"/>
-    <w:lsdException w:name="Light List Accent 1" w:semiHidden="0" w:uiPriority="61" w:unhideWhenUsed="0"/>
-    <w:lsdException w:name="Light Grid Accent 1" w:semiHidden="0" w:uiPriority="62" w:unhideWhenUsed="0"/>
-    <w:lsdException w:name="Medium Shading 1 Accent 1" w:semiHidden="0" w:uiPriority="63" w:unhideWhenUsed="0"/>
-    <w:lsdException w:name="Medium Shading 2 Accent 1" w:semiHidden="0" w:uiPriority="64" w:unhideWhenUsed="0"/>
-    <w:lsdException w:name="Medium List 1 Accent 1" w:semiHidden="0" w:uiPriority="65" w:unhideWhenUsed="0"/>
-    <w:lsdException w:name="Revision" w:unhideWhenUsed="0"/>
-    <w:lsdException w:name="List Paragraph" w:semiHidden="0" w:uiPriority="34" w:unhideWhenUsed="0" w:qFormat="1"/>
-    <w:lsdException w:name="Quote" w:semiHidden="0" w:uiPriority="29" w:unhideWhenUsed="0" w:qFormat="1"/>
-    <w:lsdException w:name="Intense Quote" w:semiHidden="0" w:uiPriority="30" w:unhideWhenUsed="0" w:qFormat="1"/>
-    <w:lsdException w:name="Medium List 2 Accent 1" w:semiHidden="0" w:uiPriority="66" w:unhideWhenUsed="0"/>
-    <w:lsdException w:name="Medium Grid 1 Accent 1" w:semiHidden="0" w:uiPriority="67" w:unhideWhenUsed="0"/>
-    <w:lsdException w:name="Medium Grid 2 Accent 1" w:semiHidden="0" w:uiPriority="68" w:unhideWhenUsed="0"/>
-    <w:lsdException w:name="Medium Grid 3 Accent 1" w:semiHidden="0" w:uiPriority="69" w:unhideWhenUsed="0"/>
-    <w:lsdException w:name="Dark List Accent 1" w:semiHidden="0" w:uiPriority="70" w:unhideWhenUsed="0"/>
-    <w:lsdException w:name="Colorful Shading Accent 1" w:semiHidden="0" w:uiPriority="71" w:unhideWhenUsed="0"/>
-    <w:lsdException w:name="Colorful List Accent 1" w:semiHidden="0" w:uiPriority="72" w:unhideWhenUsed="0"/>
-    <w:lsdException w:name="Colorful Grid Accent 1" w:semiHidden="0" w:uiPriority="73" w:unhideWhenUsed="0"/>
-    <w:lsdException w:name="Light Shading Accent 2" w:semiHidden="0" w:uiPriority="60" w:unhideWhenUsed="0"/>
-    <w:lsdException w:name="Light List Accent 2" w:semiHidden="0" w:uiPriority="61" w:unhideWhenUsed="0"/>
-    <w:lsdException w:name="Light Grid Accent 2" w:semiHidden="0" w:uiPriority="62" w:unhideWhenUsed="0"/>
-    <w:lsdException w:name="Medium Shading 1 Accent 2" w:semiHidden="0" w:uiPriority="63" w:unhideWhenUsed="0"/>
-    <w:lsdException w:name="Medium Shading 2 Accent 2" w:semiHidden="0" w:uiPriority="64" w:unhideWhenUsed="0"/>
-    <w:lsdException w:name="Medium List 1 Accent 2" w:semiHidden="0" w:uiPriority="65" w:unhideWhenUsed="0"/>
-    <w:lsdException w:name="Medium List 2 Accent 2" w:semiHidden="0" w:uiPriority="66" w:unhideWhenUsed="0"/>
-    <w:lsdException w:name="Medium Grid 1 Accent 2" w:semiHidden="0" w:uiPriority="67" w:unhideWhenUsed="0"/>
-    <w:lsdException w:name="Medium Grid 2 Accent 2" w:semiHidden="0" w:uiPriority="68" w:unhideWhenUsed="0"/>
-    <w:lsdException w:name="Medium Grid 3 Accent 2" w:semiHidden="0" w:uiPriority="69" w:unhideWhenUsed="0"/>
-    <w:lsdException w:name="Dark List Accent 2" w:semiHidden="0" w:uiPriority="70" w:unhideWhenUsed="0"/>
-    <w:lsdException w:name="Colorful Shading Accent 2" w:semiHidden="0" w:uiPriority="71" w:unhideWhenUsed="0"/>
-    <w:lsdException w:name="Colorful List Accent 2" w:semiHidden="0" w:uiPriority="72" w:unhideWhenUsed="0"/>
-    <w:lsdException w:name="Colorful Grid Accent 2" w:semiHidden="0" w:uiPriority="73" w:unhideWhenUsed="0"/>
-    <w:lsdException w:name="Light Shading Accent 3" w:semiHidden="0" w:uiPriority="60" w:unhideWhenUsed="0"/>
-    <w:lsdException w:name="Light List Accent 3" w:semiHidden="0" w:uiPriority="61" w:unhideWhenUsed="0"/>
-    <w:lsdException w:name="Light Grid Accent 3" w:semiHidden="0" w:uiPriority="62" w:unhideWhenUsed="0"/>
-    <w:lsdException w:name="Medium Shading 1 Accent 3" w:semiHidden="0" w:uiPriority="63" w:unhideWhenUsed="0"/>
-    <w:lsdException w:name="Medium Shading 2 Accent 3" w:semiHidden="0" w:uiPriority="64" w:unhideWhenUsed="0"/>
-    <w:lsdException w:name="Medium List 1 Accent 3" w:semiHidden="0" w:uiPriority="65" w:unhideWhenUsed="0"/>
-    <w:lsdException w:name="Medium List 2 Accent 3" w:semiHidden="0" w:uiPriority="66" w:unhideWhenUsed="0"/>
-    <w:lsdException w:name="Medium Grid 1 Accent 3" w:semiHidden="0" w:uiPriority="67" w:unhideWhenUsed="0"/>
-    <w:lsdException w:name="Medium Grid 2 Accent 3" w:semiHidden="0" w:uiPriority="68" w:unhideWhenUsed="0"/>
-    <w:lsdException w:name="Medium Grid 3 Accent 3" w:semiHidden="0" w:uiPriority="69" w:unhideWhenUsed="0"/>
-    <w:lsdException w:name="Dark List Accent 3" w:semiHidden="0" w:uiPriority="70" w:unhideWhenUsed="0"/>
-    <w:lsdException w:name="Colorful Shading Accent 3" w:semiHidden="0" w:uiPriority="71" w:unhideWhenUsed="0"/>
-    <w:lsdException w:name="Colorful List Accent 3" w:semiHidden="0" w:uiPriority="72" w:unhideWhenUsed="0"/>
-    <w:lsdException w:name="Colorful Grid Accent 3" w:semiHidden="0" w:uiPriority="73" w:unhideWhenUsed="0"/>
-    <w:lsdException w:name="Light Shading Accent 4" w:semiHidden="0" w:uiPriority="60" w:unhideWhenUsed="0"/>
-    <w:lsdException w:name="Light List Accent 4" w:semiHidden="0" w:uiPriority="61" w:unhideWhenUsed="0"/>
-    <w:lsdException w:name="Light Grid Accent 4" w:semiHidden="0" w:uiPriority="62" w:unhideWhenUsed="0"/>
-    <w:lsdException w:name="Medium Shading 1 Accent 4" w:semiHidden="0" w:uiPriority="63" w:unhideWhenUsed="0"/>
-    <w:lsdException w:name="Medium Shading 2 Accent 4" w:semiHidden="0" w:uiPriority="64" w:unhideWhenUsed="0"/>
-    <w:lsdException w:name="Medium List 1 Accent 4" w:semiHidden="0" w:uiPriority="65" w:unhideWhenUsed="0"/>
-    <w:lsdException w:name="Medium List 2 Accent 4" w:semiHidden="0" w:uiPriority="66" w:unhideWhenUsed="0"/>
-    <w:lsdException w:name="Medium Grid 1 Accent 4" w:semiHidden="0" w:uiPriority="67" w:unhideWhenUsed="0"/>
-    <w:lsdException w:name="Medium Grid 2 Accent 4" w:semiHidden="0" w:uiPriority="68" w:unhideWhenUsed="0"/>
-    <w:lsdException w:name="Medium Grid 3 Accent 4" w:semiHidden="0" w:uiPriority="69" w:unhideWhenUsed="0"/>
-    <w:lsdException w:name="Dark List Accent 4" w:semiHidden="0" w:uiPriority="70" w:unhideWhenUsed="0"/>
-    <w:lsdException w:name="Colorful Shading Accent 4" w:semiHidden="0" w:uiPriority="71" w:unhideWhenUsed="0"/>
-    <w:lsdException w:name="Colorful List Accent 4" w:semiHidden="0" w:uiPriority="72" w:unhideWhenUsed="0"/>
-    <w:lsdException w:name="Colorful Grid Accent 4" w:semiHidden="0" w:uiPriority="73" w:unhideWhenUsed="0"/>
-    <w:lsdException w:name="Light Shading Accent 5" w:semiHidden="0" w:uiPriority="60" w:unhideWhenUsed="0"/>
-    <w:lsdException w:name="Light List Accent 5" w:semiHidden="0" w:uiPriority="61" w:unhideWhenUsed="0"/>
-    <w:lsdException w:name="Light Grid Accent 5" w:semiHidden="0" w:uiPriority="62" w:unhideWhenUsed="0"/>
-    <w:lsdException w:name="Medium Shading 1 Accent 5" w:semiHidden="0" w:uiPriority="63" w:unhideWhenUsed="0"/>
-    <w:lsdException w:name="Medium Shading 2 Accent 5" w:semiHidden="0" w:uiPriority="64" w:unhideWhenUsed="0"/>
-    <w:lsdException w:name="Medium List 1 Accent 5" w:semiHidden="0" w:uiPriority="65" w:unhideWhenUsed="0"/>
-    <w:lsdException w:name="Medium List 2 Accent 5" w:semiHidden="0" w:uiPriority="66" w:unhideWhenUsed="0"/>
-    <w:lsdException w:name="Medium Grid 1 Accent 5" w:semiHidden="0" w:uiPriority="67" w:unhideWhenUsed="0"/>
-    <w:lsdException w:name="Medium Grid 2 Accent 5" w:semiHidden="0" w:uiPriority="68" w:unhideWhenUsed="0"/>
-    <w:lsdException w:name="Medium Grid 3 Accent 5" w:semiHidden="0" w:uiPriority="69" w:unhideWhenUsed="0"/>
-    <w:lsdException w:name="Dark List Accent 5" w:semiHidden="0" w:uiPriority="70" w:unhideWhenUsed="0"/>
-    <w:lsdException w:name="Colorful Shading Accent 5" w:semiHidden="0" w:uiPriority="71" w:unhideWhenUsed="0"/>
-    <w:lsdException w:name="Colorful List Accent 5" w:semiHidden="0" w:uiPriority="72" w:unhideWhenUsed="0"/>
-    <w:lsdException w:name="Colorful Grid Accent 5" w:semiHidden="0" w:uiPriority="73" w:unhideWhenUsed="0"/>
-    <w:lsdException w:name="Light Shading Accent 6" w:semiHidden="0" w:uiPriority="60" w:unhideWhenUsed="0"/>
-    <w:lsdException w:name="Light List Accent 6" w:semiHidden="0" w:uiPriority="61" w:unhideWhenUsed="0"/>
-    <w:lsdException w:name="Light Grid Accent 6" w:semiHidden="0" w:uiPriority="62" w:unhideWhenUsed="0"/>
-    <w:lsdException w:name="Medium Shading 1 Accent 6" w:semiHidden="0" w:uiPriority="63" w:unhideWhenUsed="0"/>
-    <w:lsdException w:name="Medium Shading 2 Accent 6" w:semiHidden="0" w:uiPriority="64" w:unhideWhenUsed="0"/>
-    <w:lsdException w:name="Medium List 1 Accent 6" w:semiHidden="0" w:uiPriority="65" w:unhideWhenUsed="0"/>
-    <w:lsdException w:name="Medium List 2 Accent 6" w:semiHidden="0" w:uiPriority="66" w:unhideWhenUsed="0"/>
-    <w:lsdException w:name="Medium Grid 1 Accent 6" w:semiHidden="0" w:uiPriority="67" w:unhideWhenUsed="0"/>
-    <w:lsdException w:name="Medium Grid 2 Accent 6" w:semiHidden="0" w:uiPriority="68" w:unhideWhenUsed="0"/>
-    <w:lsdException w:name="Medium Grid 3 Accent 6" w:semiHidden="0" w:uiPriority="69" w:unhideWhenUsed="0"/>
-    <w:lsdException w:name="Dark List Accent 6" w:semiHidden="0" w:uiPriority="70" w:unhideWhenUsed="0"/>
-    <w:lsdException w:name="Colorful Shading Accent 6" w:semiHidden="0" w:uiPriority="71" w:unhideWhenUsed="0"/>
-    <w:lsdException w:name="Colorful List Accent 6" w:semiHidden="0" w:uiPriority="72" w:unhideWhenUsed="0"/>
-    <w:lsdException w:name="Colorful Grid Accent 6" w:semiHidden="0" w:uiPriority="73" w:unhideWhenUsed="0"/>
-    <w:lsdException w:name="Subtle Emphasis" w:semiHidden="0" w:uiPriority="19" w:unhideWhenUsed="0" w:qFormat="1"/>
-    <w:lsdException w:name="Intense Emphasis" w:semiHidden="0" w:uiPriority="21" w:unhideWhenUsed="0" w:qFormat="1"/>
-    <w:lsdException w:name="Subtle Reference" w:semiHidden="0" w:uiPriority="31" w:unhideWhenUsed="0" w:qFormat="1"/>
-    <w:lsdException w:name="Intense Reference" w:semiHidden="0" w:uiPriority="32" w:unhideWhenUsed="0" w:qFormat="1"/>
-    <w:lsdException w:name="Book Title" w:semiHidden="0" w:uiPriority="33" w:unhideWhenUsed="0" w:qFormat="1"/>
-    <w:lsdException w:name="Bibliography" w:uiPriority="37"/>
-    <w:lsdException w:name="TOC Heading" w:uiPriority="39" w:qFormat="1"/>
-  </w:latentStyles>
-  <w:style w:type="paragraph" w:default="1" w:styleId="a">
-    <w:name w:val="Normal"/>
-    <w:qFormat/>
-  </w:style>
-  <w:style w:type="paragraph" w:styleId="1">
-    <w:name w:val="heading 1"/>
-    <w:basedOn w:val="normal1"/>
-    <w:next w:val="normal1"/>
-    <w:pPr>
-      <w:keepNext/>
-      <w:keepLines/>
-      <w:spacing w:before="480" w:after="120" w:line="240" w:lineRule="auto"/>
-      <w:outlineLvl w:val="0"/>
-    </w:pPr>
-    <w:rPr>
-      <w:b/>
-      <w:sz w:val="48"/>
-      <w:szCs w:val="48"/>
-    </w:rPr>
-  </w:style>
-  <w:style w:type="paragraph" w:styleId="2">
-    <w:name w:val="heading 2"/>
-    <w:basedOn w:val="normal1"/>
-    <w:next w:val="normal1"/>
-    <w:pPr>
-      <w:keepNext/>
-      <w:keepLines/>
-      <w:spacing w:before="360" w:after="80" w:line="240" w:lineRule="auto"/>
-      <w:outlineLvl w:val="1"/>
-    </w:pPr>
-    <w:rPr>
-      <w:b/>
-      <w:sz w:val="36"/>
-      <w:szCs w:val="36"/>
-    </w:rPr>
-  </w:style>
-  <w:style w:type="paragraph" w:styleId="3">
-    <w:name w:val="heading 3"/>
-    <w:basedOn w:val="normal1"/>
-    <w:next w:val="normal1"/>
-    <w:pPr>
-      <w:keepNext/>
-      <w:keepLines/>
-      <w:spacing w:before="280" w:after="80" w:line="240" w:lineRule="auto"/>
-      <w:outlineLvl w:val="2"/>
-    </w:pPr>
-    <w:rPr>
-      <w:b/>
-      <w:sz w:val="28"/>
-      <w:szCs w:val="28"/>
-    </w:rPr>
-  </w:style>
-  <w:style w:type="paragraph" w:styleId="4">
-    <w:name w:val="heading 4"/>
-    <w:basedOn w:val="normal1"/>
-    <w:next w:val="normal1"/>
-    <w:pPr>
-      <w:keepNext/>
-      <w:keepLines/>
-      <w:spacing w:before="240" w:after="40" w:line="240" w:lineRule="auto"/>
-      <w:outlineLvl w:val="3"/>
-    </w:pPr>
-    <w:rPr>
-      <w:b/>
-      <w:sz w:val="24"/>
-      <w:szCs w:val="24"/>
-    </w:rPr>
-  </w:style>
-  <w:style w:type="paragraph" w:styleId="5">
-    <w:name w:val="heading 5"/>
-    <w:basedOn w:val="normal1"/>
-    <w:next w:val="normal1"/>
-    <w:pPr>
-      <w:keepNext/>
-      <w:keepLines/>
-      <w:spacing w:before="220" w:after="40" w:line="240" w:lineRule="auto"/>
-      <w:outlineLvl w:val="4"/>
-    </w:pPr>
-    <w:rPr>
-      <w:b/>
-    </w:rPr>
-  </w:style>
-  <w:style w:type="paragraph" w:styleId="6">
-    <w:name w:val="heading 6"/>
-    <w:basedOn w:val="normal1"/>
-    <w:next w:val="normal1"/>
-    <w:pPr>
-      <w:keepNext/>
-      <w:keepLines/>
-      <w:spacing w:before="200" w:after="40" w:line="240" w:lineRule="auto"/>
-      <w:outlineLvl w:val="5"/>
-    </w:pPr>
-    <w:rPr>
-      <w:b/>
-      <w:sz w:val="20"/>
-      <w:szCs w:val="20"/>
-    </w:rPr>
-  </w:style>
-  <w:style w:type="character" w:default="1" w:styleId="a0">
-    <w:name w:val="Default Paragraph Font"/>
-    <w:uiPriority w:val="1"/>
-    <w:semiHidden/>
-    <w:unhideWhenUsed/>
-  </w:style>
-  <w:style w:type="table" w:default="1" w:styleId="a1">
-    <w:name w:val="Normal Table"/>
-    <w:uiPriority w:val="99"/>
-    <w:semiHidden/>
-    <w:unhideWhenUsed/>
-    <w:tblPr>
-      <w:tblInd w:w="0" w:type="dxa"/>
-      <w:tblCellMar>
-        <w:top w:w="0" w:type="dxa"/>
-        <w:left w:w="108" w:type="dxa"/>
-        <w:bottom w:w="0" w:type="dxa"/>
-        <w:right w:w="108" w:type="dxa"/>
-      </w:tblCellMar>
-    </w:tblPr>
-  </w:style>
-  <w:style w:type="numbering" w:default="1" w:styleId="a2">
-    <w:name w:val="No List"/>
-    <w:uiPriority w:val="99"/>
-    <w:semiHidden/>
-    <w:unhideWhenUsed/>
-  </w:style>
-  <w:style w:type="paragraph" w:customStyle="1" w:styleId="Standard">
-    <w:name w:val="Standard"/>
-    <w:pPr>
-      <w:widowControl/>
-      <w:spacing w:after="160" w:line="259" w:lineRule="auto"/>
-    </w:pPr>
-    <w:rPr>
-      <w:rFonts w:eastAsia="Calibri"/>
-      <w:lang w:eastAsia="en-US" w:bidi="ar-SA"/>
-    </w:rPr>
-  </w:style>
-  <w:style w:type="paragraph" w:customStyle="1" w:styleId="Heading">
-    <w:name w:val="Heading"/>
-    <w:basedOn w:val="normal1"/>
-    <w:next w:val="Textbody"/>
-    <w:pPr>
-      <w:keepNext/>
-      <w:spacing w:before="240" w:after="120"/>
-    </w:pPr>
-    <w:rPr>
-      <w:rFonts w:ascii="Liberation Sans" w:eastAsia="Noto Sans CJK SC" w:hAnsi="Liberation Sans" w:cs="Lohit Devanagari"/>
-      <w:sz w:val="28"/>
-      <w:szCs w:val="28"/>
-    </w:rPr>
-  </w:style>
-  <w:style w:type="paragraph" w:customStyle="1" w:styleId="Textbody">
-    <w:name w:val="Text body"/>
-    <w:basedOn w:val="normal1"/>
-    <w:pPr>
-      <w:spacing w:after="140" w:line="276" w:lineRule="auto"/>
-    </w:pPr>
-  </w:style>
-  <w:style w:type="paragraph" w:styleId="a3">
-    <w:name w:val="List"/>
-    <w:basedOn w:val="Textbody"/>
-    <w:rPr>
-      <w:rFonts w:cs="Lohit Devanagari"/>
-    </w:rPr>
-  </w:style>
-  <w:style w:type="paragraph" w:styleId="a4">
-    <w:name w:val="caption"/>
-    <w:basedOn w:val="normal1"/>
-    <w:pPr>
-      <w:suppressLineNumbers/>
-      <w:spacing w:before="120" w:after="120"/>
-    </w:pPr>
-    <w:rPr>
-      <w:rFonts w:cs="Lohit Devanagari"/>
-      <w:i/>
-      <w:iCs/>
-      <w:sz w:val="24"/>
-      <w:szCs w:val="24"/>
-    </w:rPr>
-  </w:style>
-  <w:style w:type="paragraph" w:customStyle="1" w:styleId="Index">
-    <w:name w:val="Index"/>
-    <w:basedOn w:val="Standard"/>
-    <w:pPr>
-      <w:suppressLineNumbers/>
-    </w:pPr>
-    <w:rPr>
-      <w:rFonts w:cs="Mangal"/>
-      <w:sz w:val="24"/>
-    </w:rPr>
-  </w:style>
-  <w:style w:type="paragraph" w:styleId="a5">
-    <w:name w:val="index heading"/>
-    <w:basedOn w:val="normal1"/>
-    <w:pPr>
-      <w:suppressLineNumbers/>
-    </w:pPr>
-    <w:rPr>
-      <w:rFonts w:cs="Lohit Devanagari"/>
-    </w:rPr>
-  </w:style>
-  <w:style w:type="paragraph" w:customStyle="1" w:styleId="normal1">
-    <w:name w:val="normal1"/>
-    <w:pPr>
-      <w:widowControl/>
-      <w:spacing w:after="160" w:line="259" w:lineRule="auto"/>
-    </w:pPr>
-    <w:rPr>
-      <w:rFonts w:eastAsia="Calibri"/>
-    </w:rPr>
-  </w:style>
-  <w:style w:type="paragraph" w:styleId="a6">
-    <w:name w:val="Title"/>
-    <w:basedOn w:val="normal1"/>
-    <w:next w:val="normal1"/>
-    <w:pPr>
-      <w:keepNext/>
-      <w:keepLines/>
-      <w:spacing w:before="480" w:after="120" w:line="240" w:lineRule="auto"/>
-    </w:pPr>
-    <w:rPr>
-      <w:b/>
-      <w:sz w:val="72"/>
-      <w:szCs w:val="72"/>
-    </w:rPr>
-  </w:style>
-  <w:style w:type="paragraph" w:styleId="a7">
-    <w:name w:val="Subtitle"/>
-    <w:basedOn w:val="normal1"/>
-    <w:next w:val="normal1"/>
-    <w:pPr>
-      <w:keepNext/>
-      <w:keepLines/>
-      <w:spacing w:before="360" w:after="80" w:line="240" w:lineRule="auto"/>
-    </w:pPr>
-    <w:rPr>
-      <w:rFonts w:ascii="Georgia" w:eastAsia="Georgia" w:hAnsi="Georgia" w:cs="Georgia"/>
-      <w:i/>
-      <w:color w:val="666666"/>
-      <w:sz w:val="48"/>
-      <w:szCs w:val="48"/>
-    </w:rPr>
-  </w:style>
-  <w:style w:type="character" w:customStyle="1" w:styleId="DefaultParagraphFontWW">
-    <w:name w:val="Default Paragraph Font (WW)"/>
-  </w:style>
-  <w:style w:type="numbering" w:customStyle="1" w:styleId="NoList">
-    <w:name w:val="No List"/>
+  <w:style w:type="numbering" w:customStyle="1" w:styleId="1">
+    <w:name w:val="Нет списка1"/>
     <w:basedOn w:val="a2"/>
     <w:pPr>
       <w:numPr>
